--- a/docs/REPAIR01_20260823/orders/RPR-03.docx
+++ b/docs/REPAIR01_20260823/orders/RPR-03.docx
@@ -438,7 +438,7 @@
                 <w:szCs w:val="15"/>
                 <w:rtl/>
               </w:rPr>
-              <w:t xml:space="preserve">يجري بالتوازي في بنديه الأولين · وما بعدهما بعد إغلاق مطابقة نطاقه</w:t>
+              <w:t xml:space="preserve">تبدأ فورًا المسارات التي لا تعتمد على إغلاق المطابقة · ويُعاد تثبيت المقام على اللقطة النهائية لـRPR-02 قبل إغلاق ما يعتمد عليها · والحاجز يوقف مساره وحده لا الأمر كله</w:t>
             </w:r>
           </w:p>
         </w:tc>
@@ -1668,6 +1668,516 @@
           <w:szCs w:val="30"/>
           <w:rtl/>
         </w:rPr>
+        <w:t xml:space="preserve">٢·١ خطوة صفر — إعادة تثبيت المقام</w:t>
+      </w:r>
+    </w:p>
+    <w:p>
+      <w:pPr>
+        <w:bidi/>
+        <w:spacing w:after="120" w:line="300"/>
+        <w:jc w:val="both"/>
+      </w:pPr>
+      <w:r>
+        <w:rPr>
+          <w:rFonts w:ascii="Segoe UI" w:cs="Segoe UI" w:eastAsia="Segoe UI" w:hAnsi="Segoe UI"/>
+          <w:sz w:val="21"/>
+          <w:szCs w:val="21"/>
+          <w:rtl/>
+        </w:rPr>
+        <w:t xml:space="preserve">أرقام هذا الأمر مقيسة على لقطة BL-20260828 — وهي </w:t>
+      </w:r>
+      <w:r>
+        <w:rPr>
+          <w:rFonts w:ascii="Segoe UI" w:cs="Segoe UI" w:eastAsia="Segoe UI" w:hAnsi="Segoe UI"/>
+          <w:b/>
+          <w:bCs/>
+          <w:sz w:val="21"/>
+          <w:szCs w:val="21"/>
+          <w:rtl/>
+        </w:rPr>
+        <w:t xml:space="preserve">خط أساسٍ تاريخيّ لا حالةٌ راهنة</w:t>
+      </w:r>
+      <w:r>
+        <w:rPr>
+          <w:rFonts w:ascii="Segoe UI" w:cs="Segoe UI" w:eastAsia="Segoe UI" w:hAnsi="Segoe UI"/>
+          <w:sz w:val="21"/>
+          <w:szCs w:val="21"/>
+          <w:rtl/>
+        </w:rPr>
+        <w:t xml:space="preserve">. فأمر المراجعة الشاملة وأمر إغلاق المطابقة سيغيّران النظام قبل استكمال هذا الأمر: ستُبنى أسطح، وتُصحَّح ملكيات، وتُوحَّد أسطحٌ منصّية، ويُقفَل دفتر الهجرات.</w:t>
+      </w:r>
+    </w:p>
+    <w:p>
+      <w:pPr>
+        <w:bidi/>
+        <w:spacing w:after="120" w:line="300"/>
+        <w:jc w:val="both"/>
+      </w:pPr>
+      <w:r>
+        <w:rPr>
+          <w:rFonts w:ascii="Segoe UI" w:cs="Segoe UI" w:eastAsia="Segoe UI" w:hAnsi="Segoe UI"/>
+          <w:b/>
+          <w:bCs/>
+          <w:sz w:val="21"/>
+          <w:szCs w:val="21"/>
+          <w:rtl/>
+        </w:rPr>
+        <w:t xml:space="preserve">فبعد إغلاق اللقطة النهائية لـRPR-02: تُعاد قياس مقامات هذا الأمر كلها على لقطةٍ جديدة، </w:t>
+      </w:r>
+      <w:r>
+        <w:rPr>
+          <w:rFonts w:ascii="Segoe UI" w:cs="Segoe UI" w:eastAsia="Segoe UI" w:hAnsi="Segoe UI"/>
+          <w:sz w:val="21"/>
+          <w:szCs w:val="21"/>
+          <w:rtl/>
+        </w:rPr>
+        <w:t xml:space="preserve">ويظهر معرّف تلك اللقطة في كل تقرير. ولا يُحتجّ برقمٍ من الخط الأساس بوصفه حالةً راهنة.</w:t>
+      </w:r>
+    </w:p>
+    <w:tbl>
+      <w:tblPr>
+        <w:bidiVisual/>
+        <w:tblW w:type="dxa" w:w="8000"/>
+        <w:tblBorders>
+          <w:top w:val="single" w:color="auto" w:sz="4"/>
+          <w:left w:val="single" w:color="auto" w:sz="4"/>
+          <w:bottom w:val="single" w:color="auto" w:sz="4"/>
+          <w:right w:val="single" w:color="auto" w:sz="4"/>
+          <w:insideH w:val="single" w:color="auto" w:sz="4"/>
+          <w:insideV w:val="single" w:color="auto" w:sz="4"/>
+        </w:tblBorders>
+      </w:tblPr>
+      <w:tblGrid>
+        <w:gridCol w:w="3400"/>
+        <w:gridCol w:w="4600"/>
+      </w:tblGrid>
+      <w:tr>
+        <w:trPr>
+          <w:tblHeader/>
+        </w:trPr>
+        <w:tc>
+          <w:tcPr>
+            <w:tcW w:type="dxa" w:w="3400"/>
+            <w:shd w:fill="1F3864" w:color="auto" w:val="clear"/>
+            <w:tcMar>
+              <w:top w:type="dxa" w:w="55"/>
+              <w:left w:type="dxa" w:w="70"/>
+              <w:bottom w:type="dxa" w:w="55"/>
+              <w:right w:type="dxa" w:w="70"/>
+            </w:tcMar>
+          </w:tcPr>
+          <w:p>
+            <w:pPr>
+              <w:bidi/>
+              <w:spacing w:after="0" w:line="250"/>
+              <w:jc w:val="center"/>
+            </w:pPr>
+            <w:r>
+              <w:rPr>
+                <w:rFonts w:ascii="Segoe UI" w:cs="Segoe UI" w:eastAsia="Segoe UI" w:hAnsi="Segoe UI"/>
+                <w:b/>
+                <w:bCs/>
+                <w:color w:val="FFFFFF"/>
+                <w:sz w:val="15"/>
+                <w:szCs w:val="15"/>
+                <w:rtl/>
+              </w:rPr>
+              <w:t xml:space="preserve">الرقم في هذا الأمر</w:t>
+            </w:r>
+          </w:p>
+        </w:tc>
+        <w:tc>
+          <w:tcPr>
+            <w:tcW w:type="dxa" w:w="4600"/>
+            <w:shd w:fill="1F3864" w:color="auto" w:val="clear"/>
+            <w:tcMar>
+              <w:top w:type="dxa" w:w="55"/>
+              <w:left w:type="dxa" w:w="70"/>
+              <w:bottom w:type="dxa" w:w="55"/>
+              <w:right w:type="dxa" w:w="70"/>
+            </w:tcMar>
+          </w:tcPr>
+          <w:p>
+            <w:pPr>
+              <w:bidi/>
+              <w:spacing w:after="0" w:line="250"/>
+              <w:jc w:val="center"/>
+            </w:pPr>
+            <w:r>
+              <w:rPr>
+                <w:rFonts w:ascii="Segoe UI" w:cs="Segoe UI" w:eastAsia="Segoe UI" w:hAnsi="Segoe UI"/>
+                <w:b/>
+                <w:bCs/>
+                <w:color w:val="FFFFFF"/>
+                <w:sz w:val="15"/>
+                <w:szCs w:val="15"/>
+                <w:rtl/>
+              </w:rPr>
+              <w:t xml:space="preserve">حاله</w:t>
+            </w:r>
+          </w:p>
+        </w:tc>
+      </w:tr>
+      <w:tr>
+        <w:tc>
+          <w:tcPr>
+            <w:tcW w:type="dxa" w:w="3400"/>
+            <w:tcMar>
+              <w:top w:type="dxa" w:w="55"/>
+              <w:left w:type="dxa" w:w="70"/>
+              <w:bottom w:type="dxa" w:w="55"/>
+              <w:right w:type="dxa" w:w="70"/>
+            </w:tcMar>
+          </w:tcPr>
+          <w:p>
+            <w:pPr>
+              <w:bidi/>
+              <w:spacing w:after="0" w:line="250"/>
+              <w:jc w:val="right"/>
+            </w:pPr>
+            <w:r>
+              <w:rPr>
+                <w:rFonts w:ascii="Segoe UI" w:cs="Segoe UI" w:eastAsia="Segoe UI" w:hAnsi="Segoe UI"/>
+                <w:sz w:val="15"/>
+                <w:szCs w:val="15"/>
+                <w:rtl/>
+              </w:rPr>
+              <w:t xml:space="preserve">٥٨ هجرة خارج الدفتر</w:t>
+            </w:r>
+          </w:p>
+        </w:tc>
+        <w:tc>
+          <w:tcPr>
+            <w:tcW w:type="dxa" w:w="4600"/>
+            <w:tcMar>
+              <w:top w:type="dxa" w:w="55"/>
+              <w:left w:type="dxa" w:w="70"/>
+              <w:bottom w:type="dxa" w:w="55"/>
+              <w:right w:type="dxa" w:w="70"/>
+            </w:tcMar>
+          </w:tcPr>
+          <w:p>
+            <w:pPr>
+              <w:bidi/>
+              <w:spacing w:after="0" w:line="250"/>
+              <w:jc w:val="center"/>
+            </w:pPr>
+            <w:r>
+              <w:rPr>
+                <w:rFonts w:ascii="Segoe UI" w:cs="Segoe UI" w:eastAsia="Segoe UI" w:hAnsi="Segoe UI"/>
+                <w:sz w:val="15"/>
+                <w:szCs w:val="15"/>
+                <w:rtl/>
+              </w:rPr>
+              <w:t xml:space="preserve">خط أساس — أُغلق بعده بالبوابة · يُعاد قياسه</w:t>
+            </w:r>
+          </w:p>
+        </w:tc>
+      </w:tr>
+      <w:tr>
+        <w:tc>
+          <w:tcPr>
+            <w:tcW w:type="dxa" w:w="3400"/>
+            <w:shd w:fill="F2F5FA" w:color="auto" w:val="clear"/>
+            <w:tcMar>
+              <w:top w:type="dxa" w:w="55"/>
+              <w:left w:type="dxa" w:w="70"/>
+              <w:bottom w:type="dxa" w:w="55"/>
+              <w:right w:type="dxa" w:w="70"/>
+            </w:tcMar>
+          </w:tcPr>
+          <w:p>
+            <w:pPr>
+              <w:bidi/>
+              <w:spacing w:after="0" w:line="250"/>
+              <w:jc w:val="right"/>
+            </w:pPr>
+            <w:r>
+              <w:rPr>
+                <w:rFonts w:ascii="Segoe UI" w:cs="Segoe UI" w:eastAsia="Segoe UI" w:hAnsi="Segoe UI"/>
+                <w:sz w:val="15"/>
+                <w:szCs w:val="15"/>
+                <w:rtl/>
+              </w:rPr>
+              <w:t xml:space="preserve">٨٧ قارئ قرار صلاحية</w:t>
+            </w:r>
+          </w:p>
+        </w:tc>
+        <w:tc>
+          <w:tcPr>
+            <w:tcW w:type="dxa" w:w="4600"/>
+            <w:shd w:fill="F2F5FA" w:color="auto" w:val="clear"/>
+            <w:tcMar>
+              <w:top w:type="dxa" w:w="55"/>
+              <w:left w:type="dxa" w:w="70"/>
+              <w:bottom w:type="dxa" w:w="55"/>
+              <w:right w:type="dxa" w:w="70"/>
+            </w:tcMar>
+          </w:tcPr>
+          <w:p>
+            <w:pPr>
+              <w:bidi/>
+              <w:spacing w:after="0" w:line="250"/>
+              <w:jc w:val="center"/>
+            </w:pPr>
+            <w:r>
+              <w:rPr>
+                <w:rFonts w:ascii="Segoe UI" w:cs="Segoe UI" w:eastAsia="Segoe UI" w:hAnsi="Segoe UI"/>
+                <w:sz w:val="15"/>
+                <w:szCs w:val="15"/>
+                <w:rtl/>
+              </w:rPr>
+              <w:t xml:space="preserve">خط أساس — يُعاد قياسه بعد التوحيد</w:t>
+            </w:r>
+          </w:p>
+        </w:tc>
+      </w:tr>
+      <w:tr>
+        <w:tc>
+          <w:tcPr>
+            <w:tcW w:type="dxa" w:w="3400"/>
+            <w:tcMar>
+              <w:top w:type="dxa" w:w="55"/>
+              <w:left w:type="dxa" w:w="70"/>
+              <w:bottom w:type="dxa" w:w="55"/>
+              <w:right w:type="dxa" w:w="70"/>
+            </w:tcMar>
+          </w:tcPr>
+          <w:p>
+            <w:pPr>
+              <w:bidi/>
+              <w:spacing w:after="0" w:line="250"/>
+              <w:jc w:val="right"/>
+            </w:pPr>
+            <w:r>
+              <w:rPr>
+                <w:rFonts w:ascii="Segoe UI" w:cs="Segoe UI" w:eastAsia="Segoe UI" w:hAnsi="Segoe UI"/>
+                <w:sz w:val="15"/>
+                <w:szCs w:val="15"/>
+                <w:rtl/>
+              </w:rPr>
+              <w:t xml:space="preserve">١٢ سطح PLATFORM</w:t>
+            </w:r>
+          </w:p>
+        </w:tc>
+        <w:tc>
+          <w:tcPr>
+            <w:tcW w:type="dxa" w:w="4600"/>
+            <w:tcMar>
+              <w:top w:type="dxa" w:w="55"/>
+              <w:left w:type="dxa" w:w="70"/>
+              <w:bottom w:type="dxa" w:w="55"/>
+              <w:right w:type="dxa" w:w="70"/>
+            </w:tcMar>
+          </w:tcPr>
+          <w:p>
+            <w:pPr>
+              <w:bidi/>
+              <w:spacing w:after="0" w:line="250"/>
+              <w:jc w:val="center"/>
+            </w:pPr>
+            <w:r>
+              <w:rPr>
+                <w:rFonts w:ascii="Segoe UI" w:cs="Segoe UI" w:eastAsia="Segoe UI" w:hAnsi="Segoe UI"/>
+                <w:sz w:val="15"/>
+                <w:szCs w:val="15"/>
+                <w:rtl/>
+              </w:rPr>
+              <w:t xml:space="preserve">خط أساس — يُعاد قياسه بعد تطبيق معايير المنصّة الأربعة</w:t>
+            </w:r>
+          </w:p>
+        </w:tc>
+      </w:tr>
+      <w:tr>
+        <w:tc>
+          <w:tcPr>
+            <w:tcW w:type="dxa" w:w="3400"/>
+            <w:shd w:fill="F2F5FA" w:color="auto" w:val="clear"/>
+            <w:tcMar>
+              <w:top w:type="dxa" w:w="55"/>
+              <w:left w:type="dxa" w:w="70"/>
+              <w:bottom w:type="dxa" w:w="55"/>
+              <w:right w:type="dxa" w:w="70"/>
+            </w:tcMar>
+          </w:tcPr>
+          <w:p>
+            <w:pPr>
+              <w:bidi/>
+              <w:spacing w:after="0" w:line="250"/>
+              <w:jc w:val="right"/>
+            </w:pPr>
+            <w:r>
+              <w:rPr>
+                <w:rFonts w:ascii="Segoe UI" w:cs="Segoe UI" w:eastAsia="Segoe UI" w:hAnsi="Segoe UI"/>
+                <w:sz w:val="15"/>
+                <w:szCs w:val="15"/>
+                <w:rtl/>
+              </w:rPr>
+              <w:t xml:space="preserve">مستهلك واحد متوقّف</w:t>
+            </w:r>
+          </w:p>
+        </w:tc>
+        <w:tc>
+          <w:tcPr>
+            <w:tcW w:type="dxa" w:w="4600"/>
+            <w:shd w:fill="F2F5FA" w:color="auto" w:val="clear"/>
+            <w:tcMar>
+              <w:top w:type="dxa" w:w="55"/>
+              <w:left w:type="dxa" w:w="70"/>
+              <w:bottom w:type="dxa" w:w="55"/>
+              <w:right w:type="dxa" w:w="70"/>
+            </w:tcMar>
+          </w:tcPr>
+          <w:p>
+            <w:pPr>
+              <w:bidi/>
+              <w:spacing w:after="0" w:line="250"/>
+              <w:jc w:val="center"/>
+            </w:pPr>
+            <w:r>
+              <w:rPr>
+                <w:rFonts w:ascii="Segoe UI" w:cs="Segoe UI" w:eastAsia="Segoe UI" w:hAnsi="Segoe UI"/>
+                <w:sz w:val="15"/>
+                <w:szCs w:val="15"/>
+                <w:rtl/>
+              </w:rPr>
+              <w:t xml:space="preserve">خط أساس — يُعاد قياسه بمراقبة صحة المستهلكين</w:t>
+            </w:r>
+          </w:p>
+        </w:tc>
+      </w:tr>
+      <w:tr>
+        <w:tc>
+          <w:tcPr>
+            <w:tcW w:type="dxa" w:w="3400"/>
+            <w:tcMar>
+              <w:top w:type="dxa" w:w="55"/>
+              <w:left w:type="dxa" w:w="70"/>
+              <w:bottom w:type="dxa" w:w="55"/>
+              <w:right w:type="dxa" w:w="70"/>
+            </w:tcMar>
+          </w:tcPr>
+          <w:p>
+            <w:pPr>
+              <w:bidi/>
+              <w:spacing w:after="0" w:line="250"/>
+              <w:jc w:val="right"/>
+            </w:pPr>
+            <w:r>
+              <w:rPr>
+                <w:rFonts w:ascii="Segoe UI" w:cs="Segoe UI" w:eastAsia="Segoe UI" w:hAnsi="Segoe UI"/>
+                <w:sz w:val="15"/>
+                <w:szCs w:val="15"/>
+                <w:rtl/>
+              </w:rPr>
+              <w:t xml:space="preserve">١٬٦٤٤ قيدًا يدويًّا</w:t>
+            </w:r>
+          </w:p>
+        </w:tc>
+        <w:tc>
+          <w:tcPr>
+            <w:tcW w:type="dxa" w:w="4600"/>
+            <w:tcMar>
+              <w:top w:type="dxa" w:w="55"/>
+              <w:left w:type="dxa" w:w="70"/>
+              <w:bottom w:type="dxa" w:w="55"/>
+              <w:right w:type="dxa" w:w="70"/>
+            </w:tcMar>
+          </w:tcPr>
+          <w:p>
+            <w:pPr>
+              <w:bidi/>
+              <w:spacing w:after="0" w:line="250"/>
+              <w:jc w:val="center"/>
+            </w:pPr>
+            <w:r>
+              <w:rPr>
+                <w:rFonts w:ascii="Segoe UI" w:cs="Segoe UI" w:eastAsia="Segoe UI" w:hAnsi="Segoe UI"/>
+                <w:sz w:val="15"/>
+                <w:szCs w:val="15"/>
+                <w:rtl/>
+              </w:rPr>
+              <w:t xml:space="preserve">خط أساس — يُعاد قياسه بعد التصنيف</w:t>
+            </w:r>
+          </w:p>
+        </w:tc>
+      </w:tr>
+      <w:tr>
+        <w:tc>
+          <w:tcPr>
+            <w:tcW w:type="dxa" w:w="3400"/>
+            <w:shd w:fill="F2F5FA" w:color="auto" w:val="clear"/>
+            <w:tcMar>
+              <w:top w:type="dxa" w:w="55"/>
+              <w:left w:type="dxa" w:w="70"/>
+              <w:bottom w:type="dxa" w:w="55"/>
+              <w:right w:type="dxa" w:w="70"/>
+            </w:tcMar>
+          </w:tcPr>
+          <w:p>
+            <w:pPr>
+              <w:bidi/>
+              <w:spacing w:after="0" w:line="250"/>
+              <w:jc w:val="right"/>
+            </w:pPr>
+            <w:r>
+              <w:rPr>
+                <w:rFonts w:ascii="Segoe UI" w:cs="Segoe UI" w:eastAsia="Segoe UI" w:hAnsi="Segoe UI"/>
+                <w:sz w:val="15"/>
+                <w:szCs w:val="15"/>
+                <w:rtl/>
+              </w:rPr>
+              <w:t xml:space="preserve">٢٦ رسالة ميتة</w:t>
+            </w:r>
+          </w:p>
+        </w:tc>
+        <w:tc>
+          <w:tcPr>
+            <w:tcW w:type="dxa" w:w="4600"/>
+            <w:shd w:fill="F2F5FA" w:color="auto" w:val="clear"/>
+            <w:tcMar>
+              <w:top w:type="dxa" w:w="55"/>
+              <w:left w:type="dxa" w:w="70"/>
+              <w:bottom w:type="dxa" w:w="55"/>
+              <w:right w:type="dxa" w:w="70"/>
+            </w:tcMar>
+          </w:tcPr>
+          <w:p>
+            <w:pPr>
+              <w:bidi/>
+              <w:spacing w:after="0" w:line="250"/>
+              <w:jc w:val="center"/>
+            </w:pPr>
+            <w:r>
+              <w:rPr>
+                <w:rFonts w:ascii="Segoe UI" w:cs="Segoe UI" w:eastAsia="Segoe UI" w:hAnsi="Segoe UI"/>
+                <w:sz w:val="15"/>
+                <w:szCs w:val="15"/>
+                <w:rtl/>
+              </w:rPr>
+              <w:t xml:space="preserve">خط أساس — يُعاد قياسه بعد الحكم على كلٍّ</w:t>
+            </w:r>
+          </w:p>
+        </w:tc>
+      </w:tr>
+    </w:tbl>
+    <w:p>
+      <w:pPr>
+        <w:pStyle w:val="Heading1"/>
+        <w:bidi/>
+        <w:spacing w:after="140" w:before="320"/>
+        <w:jc w:val="right"/>
+      </w:pPr>
+      <w:r>
+        <w:rPr>
+          <w:rFonts w:ascii="Segoe UI" w:cs="Segoe UI" w:eastAsia="Segoe UI" w:hAnsi="Segoe UI"/>
+          <w:b/>
+          <w:bCs/>
+          <w:color w:val="1F3864"/>
+          <w:sz w:val="30"/>
+          <w:szCs w:val="30"/>
+          <w:rtl/>
+        </w:rPr>
         <w:t xml:space="preserve">٣ · المطلوب الأول — استعادة ما انهار قبل بناء ما ينقص</w:t>
       </w:r>
     </w:p>
@@ -1715,7 +2225,63 @@
           <w:szCs w:val="25"/>
           <w:rtl/>
         </w:rPr>
-        <w:t xml:space="preserve">٣·١ دفتر الهجرات</w:t>
+        <w:t xml:space="preserve">٣·١ دفتر الهجرات — تحقّقٌ لا إعادة</w:t>
+      </w:r>
+    </w:p>
+    <w:p>
+      <w:pPr>
+        <w:bidi/>
+        <w:spacing w:after="120" w:line="300"/>
+        <w:jc w:val="both"/>
+      </w:pPr>
+      <w:r>
+        <w:rPr>
+          <w:rFonts w:ascii="Segoe UI" w:cs="Segoe UI" w:eastAsia="Segoe UI" w:hAnsi="Segoe UI"/>
+          <w:b/>
+          <w:bCs/>
+          <w:sz w:val="21"/>
+          <w:szCs w:val="21"/>
+          <w:rtl/>
+        </w:rPr>
+        <w:t xml:space="preserve">إنشاء البوابة وتسوية الهجرات التاريخية يملكهما RPR-02 لا هذا الأمر. </w:t>
+      </w:r>
+      <w:r>
+        <w:rPr>
+          <w:rFonts w:ascii="Segoe UI" w:cs="Segoe UI" w:eastAsia="Segoe UI" w:hAnsi="Segoe UI"/>
+          <w:sz w:val="21"/>
+          <w:szCs w:val="21"/>
+          <w:rtl/>
+        </w:rPr>
+        <w:t xml:space="preserve">فإن كانا مغلقَين بالدليل فلا يُعادان — ويقتصر عملك هنا على التحقّق من بقائهما مغلقَين على المقام الجديد، واستعمالهما في التثبيت من الصفر والاستعادة. </w:t>
+      </w:r>
+      <w:r>
+        <w:rPr>
+          <w:rFonts w:ascii="Segoe UI" w:cs="Segoe UI" w:eastAsia="Segoe UI" w:hAnsi="Segoe UI"/>
+          <w:b/>
+          <w:bCs/>
+          <w:sz w:val="21"/>
+          <w:szCs w:val="21"/>
+          <w:rtl/>
+        </w:rPr>
+        <w:t xml:space="preserve">ولا يُعاد فتح الفجوة إلا بانحدارٍ مقيس.</w:t>
+      </w:r>
+    </w:p>
+    <w:p>
+      <w:pPr>
+        <w:bidi/>
+        <w:spacing w:after="120" w:line="300"/>
+        <w:jc w:val="both"/>
+      </w:pPr>
+      <w:r>
+        <w:rPr>
+          <w:rFonts w:ascii="Segoe UI" w:cs="Segoe UI" w:eastAsia="Segoe UI" w:hAnsi="Segoe UI"/>
+          <w:b/>
+          <w:bCs/>
+          <w:sz w:val="21"/>
+          <w:szCs w:val="21"/>
+          <w:rtl/>
+        </w:rPr>
+        <w:t xml:space="preserve">وما يلي وصفُ الحكم النافذ للتذكير لا تكليفٌ بإعادته:</w:t>
       </w:r>
     </w:p>
     <w:p>
@@ -4134,6 +4700,118 @@
     </w:tbl>
     <w:p>
       <w:pPr>
+        <w:pStyle w:val="Heading2"/>
+        <w:bidi/>
+        <w:spacing w:after="140" w:before="230"/>
+        <w:jc w:val="right"/>
+      </w:pPr>
+      <w:r>
+        <w:rPr>
+          <w:rFonts w:ascii="Segoe UI" w:cs="Segoe UI" w:eastAsia="Segoe UI" w:hAnsi="Segoe UI"/>
+          <w:b/>
+          <w:bCs/>
+          <w:color w:val="1F3864"/>
+          <w:sz w:val="25"/>
+          <w:szCs w:val="25"/>
+          <w:rtl/>
+        </w:rPr>
+        <w:t xml:space="preserve">٧·١ مصفوفة تغطية النطاقات</w:t>
+      </w:r>
+    </w:p>
+    <w:p>
+      <w:pPr>
+        <w:bidi/>
+        <w:spacing w:after="120" w:line="300"/>
+        <w:jc w:val="both"/>
+      </w:pPr>
+      <w:r>
+        <w:rPr>
+          <w:rFonts w:ascii="Segoe UI" w:cs="Segoe UI" w:eastAsia="Segoe UI" w:hAnsi="Segoe UI"/>
+          <w:b/>
+          <w:bCs/>
+          <w:sz w:val="21"/>
+          <w:szCs w:val="21"/>
+          <w:rtl/>
+        </w:rPr>
+        <w:t xml:space="preserve">الرحلات الست حدٌّ أدنى لا كونٌ كامل: </w:t>
+      </w:r>
+      <w:r>
+        <w:rPr>
+          <w:rFonts w:ascii="Segoe UI" w:cs="Segoe UI" w:eastAsia="Segoe UI" w:hAnsi="Segoe UI"/>
+          <w:sz w:val="21"/>
+          <w:szCs w:val="21"/>
+          <w:rtl/>
+        </w:rPr>
+        <w:t xml:space="preserve">فالتمويل والتحصيل والموقع والمخازن والمخاطر والحوكمة والمراجعة الداخلية قد تظهر جزئيًّا فيها بلا تغطيةٍ صريحة. </w:t>
+      </w:r>
+      <w:r>
+        <w:rPr>
+          <w:rFonts w:ascii="Segoe UI" w:cs="Segoe UI" w:eastAsia="Segoe UI" w:hAnsi="Segoe UI"/>
+          <w:b/>
+          <w:bCs/>
+          <w:sz w:val="21"/>
+          <w:szCs w:val="21"/>
+          <w:rtl/>
+        </w:rPr>
+        <w:t xml:space="preserve">ولا تلزم سبع عشرة رحلة — تلزم مصفوفة تغطية.</w:t>
+      </w:r>
+    </w:p>
+    <w:p>
+      <w:pPr>
+        <w:bidi/>
+        <w:spacing w:after="120" w:line="300"/>
+        <w:jc w:val="both"/>
+      </w:pPr>
+      <w:r>
+        <w:rPr>
+          <w:rFonts w:ascii="Segoe UI" w:cs="Segoe UI" w:eastAsia="Segoe UI" w:hAnsi="Segoe UI"/>
+          <w:sz w:val="21"/>
+          <w:szCs w:val="21"/>
+          <w:rtl/>
+        </w:rPr>
+        <w:t xml:space="preserve">لكل نطاقٍ من DEP-01 إلى DEP-17 ولكل وحدةٍ خارج التعداد، سطرٌ يبيّن: الرحلة التي تمارسه · والتسليم الوارد إليه · والتسليم الصادر منه · والمعاملة المصدرية فيه · والدليل النهائي.</w:t>
+      </w:r>
+    </w:p>
+    <w:p>
+      <w:pPr>
+        <w:bidi/>
+        <w:spacing w:after="120" w:line="300"/>
+        <w:jc w:val="both"/>
+      </w:pPr>
+      <w:r>
+        <w:rPr>
+          <w:rFonts w:ascii="Segoe UI" w:cs="Segoe UI" w:eastAsia="Segoe UI" w:hAnsi="Segoe UI"/>
+          <w:b/>
+          <w:bCs/>
+          <w:sz w:val="21"/>
+          <w:szCs w:val="21"/>
+          <w:rtl/>
+        </w:rPr>
+        <w:t xml:space="preserve">والقبول: </w:t>
+      </w:r>
+      <w:r>
+        <w:rPr>
+          <w:rFonts w:ascii="Segoe UI" w:cs="Segoe UI" w:eastAsia="Segoe UI" w:hAnsi="Segoe UI"/>
+          <w:sz w:val="21"/>
+          <w:szCs w:val="21"/>
+          <w:rtl/>
+        </w:rPr>
+        <w:t xml:space="preserve">كل نطاقٍ منطبق ظهر في رحلةٍ واحدة على الأقل، أو له سبب عدم انطباقٍ معتمد. </w:t>
+      </w:r>
+      <w:r>
+        <w:rPr>
+          <w:rFonts w:ascii="Segoe UI" w:cs="Segoe UI" w:eastAsia="Segoe UI" w:hAnsi="Segoe UI"/>
+          <w:b/>
+          <w:bCs/>
+          <w:sz w:val="21"/>
+          <w:szCs w:val="21"/>
+          <w:rtl/>
+        </w:rPr>
+        <w:t xml:space="preserve">ولا نطاقَ بلا سطرٍ في المصفوفة.</w:t>
+      </w:r>
+    </w:p>
+    <w:p>
+      <w:pPr>
         <w:bidi/>
         <w:spacing w:after="120" w:line="300"/>
         <w:jc w:val="both"/>
@@ -4490,16 +5168,36 @@
           <w:szCs w:val="21"/>
           <w:rtl/>
         </w:rPr>
-        <w:t xml:space="preserve">الاستجابة وإتاحة الوصول: </w:t>
-      </w:r>
-      <w:r>
-        <w:rPr>
-          <w:rFonts w:ascii="Segoe UI" w:cs="Segoe UI" w:eastAsia="Segoe UI" w:hAnsi="Segoe UI"/>
-          <w:sz w:val="21"/>
-          <w:szCs w:val="21"/>
-          <w:rtl/>
-        </w:rPr>
-        <w:t xml:space="preserve">غير ممسوحتين شمولًا — وتُقاسان على عيّنة معلنة قبل الإصدار، ولا تُعلَنان خضراوين بلا مسح.</w:t>
+        <w:t xml:space="preserve">الاستجابة وإتاحة الوصول — طبقتان لا واحدة: </w:t>
+      </w:r>
+      <w:r>
+        <w:rPr>
+          <w:rFonts w:ascii="Segoe UI" w:cs="Segoe UI" w:eastAsia="Segoe UI" w:hAnsi="Segoe UI"/>
+          <w:sz w:val="21"/>
+          <w:szCs w:val="21"/>
+          <w:rtl/>
+        </w:rPr>
+        <w:t xml:space="preserve">مسحٌ آليٌّ بنيويٌّ لكل سطحٍ قابلٍ للعرض (تجاوز الإطار · منفذ العرض · تسميات مفقودة · بنية إتاحةٍ أساسية) · </w:t>
+      </w:r>
+      <w:r>
+        <w:rPr>
+          <w:rFonts w:ascii="Segoe UI" w:cs="Segoe UI" w:eastAsia="Segoe UI" w:hAnsi="Segoe UI"/>
+          <w:sz w:val="21"/>
+          <w:szCs w:val="21"/>
+          <w:rtl/>
+        </w:rPr>
+        <w:t xml:space="preserve">ومراجعةٌ يدويةٌ عميقة للشاشات الذهبية العشر (مكتب · لوحيّ · هاتف · لوحة مفاتيح · تباين · قابلية استعمال). </w:t>
+      </w:r>
+      <w:r>
+        <w:rPr>
+          <w:rFonts w:ascii="Segoe UI" w:cs="Segoe UI" w:eastAsia="Segoe UI" w:hAnsi="Segoe UI"/>
+          <w:b/>
+          <w:bCs/>
+          <w:sz w:val="21"/>
+          <w:szCs w:val="21"/>
+          <w:rtl/>
+        </w:rPr>
+        <w:t xml:space="preserve">فالعشر عيّنةٌ عميقة لا دليلٌ وحيدٌ على ستمئة شاشة.</w:t>
       </w:r>
     </w:p>
     <w:p>
@@ -5885,7 +6583,7 @@
                 <w:szCs w:val="15"/>
                 <w:rtl/>
               </w:rPr>
-              <w:t xml:space="preserve">استجابة وإتاحة وصول ممسوحتان</w:t>
+              <w:t xml:space="preserve">مسح بنيويّ آليّ للأسطح القابلة للعرض</w:t>
             </w:r>
           </w:p>
         </w:tc>
@@ -5913,7 +6611,7 @@
                 <w:szCs w:val="15"/>
                 <w:rtl/>
               </w:rPr>
-              <w:t xml:space="preserve">مقيستان</w:t>
+              <w:t xml:space="preserve">منفَّذ</w:t>
             </w:r>
           </w:p>
         </w:tc>
@@ -5941,7 +6639,351 @@
                 <w:szCs w:val="15"/>
                 <w:rtl/>
               </w:rPr>
-              <w:t xml:space="preserve">غير ممسوحتين</w:t>
+              <w:t xml:space="preserve">غير منفَّذ</w:t>
+            </w:r>
+          </w:p>
+        </w:tc>
+      </w:tr>
+      <w:tr>
+        <w:tc>
+          <w:tcPr>
+            <w:tcW w:type="dxa" w:w="4400"/>
+            <w:shd w:fill="FCE4D6" w:color="auto" w:val="clear"/>
+            <w:tcMar>
+              <w:top w:type="dxa" w:w="55"/>
+              <w:left w:type="dxa" w:w="70"/>
+              <w:bottom w:type="dxa" w:w="55"/>
+              <w:right w:type="dxa" w:w="70"/>
+            </w:tcMar>
+          </w:tcPr>
+          <w:p>
+            <w:pPr>
+              <w:bidi/>
+              <w:spacing w:after="0" w:line="250"/>
+              <w:jc w:val="right"/>
+            </w:pPr>
+            <w:r>
+              <w:rPr>
+                <w:rFonts w:ascii="Segoe UI" w:cs="Segoe UI" w:eastAsia="Segoe UI" w:hAnsi="Segoe UI"/>
+                <w:sz w:val="15"/>
+                <w:szCs w:val="15"/>
+                <w:rtl/>
+              </w:rPr>
+              <w:t xml:space="preserve">مراجعة يدوية عميقة للشاشات الذهبية العشر</w:t>
+            </w:r>
+          </w:p>
+        </w:tc>
+        <w:tc>
+          <w:tcPr>
+            <w:tcW w:type="dxa" w:w="1500"/>
+            <w:shd w:fill="FCE4D6" w:color="auto" w:val="clear"/>
+            <w:tcMar>
+              <w:top w:type="dxa" w:w="55"/>
+              <w:left w:type="dxa" w:w="70"/>
+              <w:bottom w:type="dxa" w:w="55"/>
+              <w:right w:type="dxa" w:w="70"/>
+            </w:tcMar>
+          </w:tcPr>
+          <w:p>
+            <w:pPr>
+              <w:bidi/>
+              <w:spacing w:after="0" w:line="250"/>
+              <w:jc w:val="center"/>
+            </w:pPr>
+            <w:r>
+              <w:rPr>
+                <w:rFonts w:ascii="Segoe UI" w:cs="Segoe UI" w:eastAsia="Segoe UI" w:hAnsi="Segoe UI"/>
+                <w:sz w:val="15"/>
+                <w:szCs w:val="15"/>
+                <w:rtl/>
+              </w:rPr>
+              <w:t xml:space="preserve">١٠ من ١٠</w:t>
+            </w:r>
+          </w:p>
+        </w:tc>
+        <w:tc>
+          <w:tcPr>
+            <w:tcW w:type="dxa" w:w="2100"/>
+            <w:shd w:fill="FCE4D6" w:color="auto" w:val="clear"/>
+            <w:tcMar>
+              <w:top w:type="dxa" w:w="55"/>
+              <w:left w:type="dxa" w:w="70"/>
+              <w:bottom w:type="dxa" w:w="55"/>
+              <w:right w:type="dxa" w:w="70"/>
+            </w:tcMar>
+          </w:tcPr>
+          <w:p>
+            <w:pPr>
+              <w:bidi/>
+              <w:spacing w:after="0" w:line="250"/>
+              <w:jc w:val="center"/>
+            </w:pPr>
+            <w:r>
+              <w:rPr>
+                <w:rFonts w:ascii="Segoe UI" w:cs="Segoe UI" w:eastAsia="Segoe UI" w:hAnsi="Segoe UI"/>
+                <w:sz w:val="15"/>
+                <w:szCs w:val="15"/>
+                <w:rtl/>
+              </w:rPr>
+              <w:t xml:space="preserve">صفر</w:t>
+            </w:r>
+          </w:p>
+        </w:tc>
+      </w:tr>
+      <w:tr>
+        <w:tc>
+          <w:tcPr>
+            <w:tcW w:type="dxa" w:w="4400"/>
+            <w:shd w:fill="FCE4D6" w:color="auto" w:val="clear"/>
+            <w:tcMar>
+              <w:top w:type="dxa" w:w="55"/>
+              <w:left w:type="dxa" w:w="70"/>
+              <w:bottom w:type="dxa" w:w="55"/>
+              <w:right w:type="dxa" w:w="70"/>
+            </w:tcMar>
+          </w:tcPr>
+          <w:p>
+            <w:pPr>
+              <w:bidi/>
+              <w:spacing w:after="0" w:line="250"/>
+              <w:jc w:val="right"/>
+            </w:pPr>
+            <w:r>
+              <w:rPr>
+                <w:rFonts w:ascii="Segoe UI" w:cs="Segoe UI" w:eastAsia="Segoe UI" w:hAnsi="Segoe UI"/>
+                <w:sz w:val="15"/>
+                <w:szCs w:val="15"/>
+                <w:rtl/>
+              </w:rPr>
+              <w:t xml:space="preserve">رسائل ميتة بلا حكم</w:t>
+            </w:r>
+          </w:p>
+        </w:tc>
+        <w:tc>
+          <w:tcPr>
+            <w:tcW w:type="dxa" w:w="1500"/>
+            <w:shd w:fill="FCE4D6" w:color="auto" w:val="clear"/>
+            <w:tcMar>
+              <w:top w:type="dxa" w:w="55"/>
+              <w:left w:type="dxa" w:w="70"/>
+              <w:bottom w:type="dxa" w:w="55"/>
+              <w:right w:type="dxa" w:w="70"/>
+            </w:tcMar>
+          </w:tcPr>
+          <w:p>
+            <w:pPr>
+              <w:bidi/>
+              <w:spacing w:after="0" w:line="250"/>
+              <w:jc w:val="center"/>
+            </w:pPr>
+            <w:r>
+              <w:rPr>
+                <w:rFonts w:ascii="Segoe UI" w:cs="Segoe UI" w:eastAsia="Segoe UI" w:hAnsi="Segoe UI"/>
+                <w:sz w:val="15"/>
+                <w:szCs w:val="15"/>
+                <w:rtl/>
+              </w:rPr>
+              <w:t xml:space="preserve">صفر</w:t>
+            </w:r>
+          </w:p>
+        </w:tc>
+        <w:tc>
+          <w:tcPr>
+            <w:tcW w:type="dxa" w:w="2100"/>
+            <w:shd w:fill="FCE4D6" w:color="auto" w:val="clear"/>
+            <w:tcMar>
+              <w:top w:type="dxa" w:w="55"/>
+              <w:left w:type="dxa" w:w="70"/>
+              <w:bottom w:type="dxa" w:w="55"/>
+              <w:right w:type="dxa" w:w="70"/>
+            </w:tcMar>
+          </w:tcPr>
+          <w:p>
+            <w:pPr>
+              <w:bidi/>
+              <w:spacing w:after="0" w:line="250"/>
+              <w:jc w:val="center"/>
+            </w:pPr>
+            <w:r>
+              <w:rPr>
+                <w:rFonts w:ascii="Segoe UI" w:cs="Segoe UI" w:eastAsia="Segoe UI" w:hAnsi="Segoe UI"/>
+                <w:sz w:val="15"/>
+                <w:szCs w:val="15"/>
+                <w:rtl/>
+              </w:rPr>
+              <w:t xml:space="preserve">٢٦ بلا حكم</w:t>
+            </w:r>
+          </w:p>
+        </w:tc>
+      </w:tr>
+      <w:tr>
+        <w:tc>
+          <w:tcPr>
+            <w:tcW w:type="dxa" w:w="4400"/>
+            <w:shd w:fill="FCE4D6" w:color="auto" w:val="clear"/>
+            <w:tcMar>
+              <w:top w:type="dxa" w:w="55"/>
+              <w:left w:type="dxa" w:w="70"/>
+              <w:bottom w:type="dxa" w:w="55"/>
+              <w:right w:type="dxa" w:w="70"/>
+            </w:tcMar>
+          </w:tcPr>
+          <w:p>
+            <w:pPr>
+              <w:bidi/>
+              <w:spacing w:after="0" w:line="250"/>
+              <w:jc w:val="right"/>
+            </w:pPr>
+            <w:r>
+              <w:rPr>
+                <w:rFonts w:ascii="Segoe UI" w:cs="Segoe UI" w:eastAsia="Segoe UI" w:hAnsi="Segoe UI"/>
+                <w:sz w:val="15"/>
+                <w:szCs w:val="15"/>
+                <w:rtl/>
+              </w:rPr>
+              <w:t xml:space="preserve">مستهلكون حرجون متوقّفون</w:t>
+            </w:r>
+          </w:p>
+        </w:tc>
+        <w:tc>
+          <w:tcPr>
+            <w:tcW w:type="dxa" w:w="1500"/>
+            <w:shd w:fill="FCE4D6" w:color="auto" w:val="clear"/>
+            <w:tcMar>
+              <w:top w:type="dxa" w:w="55"/>
+              <w:left w:type="dxa" w:w="70"/>
+              <w:bottom w:type="dxa" w:w="55"/>
+              <w:right w:type="dxa" w:w="70"/>
+            </w:tcMar>
+          </w:tcPr>
+          <w:p>
+            <w:pPr>
+              <w:bidi/>
+              <w:spacing w:after="0" w:line="250"/>
+              <w:jc w:val="center"/>
+            </w:pPr>
+            <w:r>
+              <w:rPr>
+                <w:rFonts w:ascii="Segoe UI" w:cs="Segoe UI" w:eastAsia="Segoe UI" w:hAnsi="Segoe UI"/>
+                <w:sz w:val="15"/>
+                <w:szCs w:val="15"/>
+                <w:rtl/>
+              </w:rPr>
+              <w:t xml:space="preserve">صفر</w:t>
+            </w:r>
+          </w:p>
+        </w:tc>
+        <w:tc>
+          <w:tcPr>
+            <w:tcW w:type="dxa" w:w="2100"/>
+            <w:shd w:fill="FCE4D6" w:color="auto" w:val="clear"/>
+            <w:tcMar>
+              <w:top w:type="dxa" w:w="55"/>
+              <w:left w:type="dxa" w:w="70"/>
+              <w:bottom w:type="dxa" w:w="55"/>
+              <w:right w:type="dxa" w:w="70"/>
+            </w:tcMar>
+          </w:tcPr>
+          <w:p>
+            <w:pPr>
+              <w:bidi/>
+              <w:spacing w:after="0" w:line="250"/>
+              <w:jc w:val="center"/>
+            </w:pPr>
+            <w:r>
+              <w:rPr>
+                <w:rFonts w:ascii="Segoe UI" w:cs="Segoe UI" w:eastAsia="Segoe UI" w:hAnsi="Segoe UI"/>
+                <w:sz w:val="15"/>
+                <w:szCs w:val="15"/>
+                <w:rtl/>
+              </w:rPr>
+              <w:t xml:space="preserve">١</w:t>
+            </w:r>
+          </w:p>
+        </w:tc>
+      </w:tr>
+      <w:tr>
+        <w:tc>
+          <w:tcPr>
+            <w:tcW w:type="dxa" w:w="4400"/>
+            <w:shd w:fill="FCE4D6" w:color="auto" w:val="clear"/>
+            <w:tcMar>
+              <w:top w:type="dxa" w:w="55"/>
+              <w:left w:type="dxa" w:w="70"/>
+              <w:bottom w:type="dxa" w:w="55"/>
+              <w:right w:type="dxa" w:w="70"/>
+            </w:tcMar>
+          </w:tcPr>
+          <w:p>
+            <w:pPr>
+              <w:bidi/>
+              <w:spacing w:after="0" w:line="250"/>
+              <w:jc w:val="right"/>
+            </w:pPr>
+            <w:r>
+              <w:rPr>
+                <w:rFonts w:ascii="Segoe UI" w:cs="Segoe UI" w:eastAsia="Segoe UI" w:hAnsi="Segoe UI"/>
+                <w:sz w:val="15"/>
+                <w:szCs w:val="15"/>
+                <w:rtl/>
+              </w:rPr>
+              <w:t xml:space="preserve">إخفاقات حرجة في جدولة المهام</w:t>
+            </w:r>
+          </w:p>
+        </w:tc>
+        <w:tc>
+          <w:tcPr>
+            <w:tcW w:type="dxa" w:w="1500"/>
+            <w:shd w:fill="FCE4D6" w:color="auto" w:val="clear"/>
+            <w:tcMar>
+              <w:top w:type="dxa" w:w="55"/>
+              <w:left w:type="dxa" w:w="70"/>
+              <w:bottom w:type="dxa" w:w="55"/>
+              <w:right w:type="dxa" w:w="70"/>
+            </w:tcMar>
+          </w:tcPr>
+          <w:p>
+            <w:pPr>
+              <w:bidi/>
+              <w:spacing w:after="0" w:line="250"/>
+              <w:jc w:val="center"/>
+            </w:pPr>
+            <w:r>
+              <w:rPr>
+                <w:rFonts w:ascii="Segoe UI" w:cs="Segoe UI" w:eastAsia="Segoe UI" w:hAnsi="Segoe UI"/>
+                <w:sz w:val="15"/>
+                <w:szCs w:val="15"/>
+                <w:rtl/>
+              </w:rPr>
+              <w:t xml:space="preserve">صفر</w:t>
+            </w:r>
+          </w:p>
+        </w:tc>
+        <w:tc>
+          <w:tcPr>
+            <w:tcW w:type="dxa" w:w="2100"/>
+            <w:shd w:fill="FCE4D6" w:color="auto" w:val="clear"/>
+            <w:tcMar>
+              <w:top w:type="dxa" w:w="55"/>
+              <w:left w:type="dxa" w:w="70"/>
+              <w:bottom w:type="dxa" w:w="55"/>
+              <w:right w:type="dxa" w:w="70"/>
+            </w:tcMar>
+          </w:tcPr>
+          <w:p>
+            <w:pPr>
+              <w:bidi/>
+              <w:spacing w:after="0" w:line="250"/>
+              <w:jc w:val="center"/>
+            </w:pPr>
+            <w:r>
+              <w:rPr>
+                <w:rFonts w:ascii="Segoe UI" w:cs="Segoe UI" w:eastAsia="Segoe UI" w:hAnsi="Segoe UI"/>
+                <w:sz w:val="15"/>
+                <w:szCs w:val="15"/>
+                <w:rtl/>
+              </w:rPr>
+              <w:t xml:space="preserve">غير مقيس</w:t>
             </w:r>
           </w:p>
         </w:tc>
@@ -5962,7 +7004,7 @@
           <w:szCs w:val="21"/>
           <w:rtl/>
         </w:rPr>
-        <w:t xml:space="preserve">خمسة عشر مقياسًا — وكلها حمراء اليوم. </w:t>
+        <w:t xml:space="preserve">تسعة عشر مقياسًا — وكلها حمراء اليوم. </w:t>
       </w:r>
       <w:r>
         <w:rPr>
@@ -5991,7 +7033,45 @@
           <w:szCs w:val="30"/>
           <w:rtl/>
         </w:rPr>
-        <w:t xml:space="preserve">١١ · ترتيب التنفيذ</w:t>
+        <w:t xml:space="preserve">١١ · مسارات التنفيذ الستة</w:t>
+      </w:r>
+    </w:p>
+    <w:p>
+      <w:pPr>
+        <w:bidi/>
+        <w:spacing w:after="120" w:line="300"/>
+        <w:jc w:val="both"/>
+      </w:pPr>
+      <w:r>
+        <w:rPr>
+          <w:rFonts w:ascii="Segoe UI" w:cs="Segoe UI" w:eastAsia="Segoe UI" w:hAnsi="Segoe UI"/>
+          <w:b/>
+          <w:bCs/>
+          <w:sz w:val="21"/>
+          <w:szCs w:val="21"/>
+          <w:rtl/>
+        </w:rPr>
+        <w:t xml:space="preserve">لا يُنفَّذ هذا الأمر خطًّا واحدًا. </w:t>
+      </w:r>
+      <w:r>
+        <w:rPr>
+          <w:rFonts w:ascii="Segoe UI" w:cs="Segoe UI" w:eastAsia="Segoe UI" w:hAnsi="Segoe UI"/>
+          <w:sz w:val="21"/>
+          <w:szCs w:val="21"/>
+          <w:rtl/>
+        </w:rPr>
+        <w:t xml:space="preserve">فالخطّ الواحد يجعل حاجزًا في منتصفه يوقف كل ما بعده — وهو التوقف الذي وُضع أمر المراجعة الشاملة لمنعه. </w:t>
+      </w:r>
+      <w:r>
+        <w:rPr>
+          <w:rFonts w:ascii="Segoe UI" w:cs="Segoe UI" w:eastAsia="Segoe UI" w:hAnsi="Segoe UI"/>
+          <w:b/>
+          <w:bCs/>
+          <w:sz w:val="21"/>
+          <w:szCs w:val="21"/>
+          <w:rtl/>
+        </w:rPr>
+        <w:t xml:space="preserve">والقاعدة: الحاجز يوقف مساره وحده لا الأمر كله.</w:t>
       </w:r>
     </w:p>
     <w:tbl>
@@ -6008,9 +7088,9 @@
         </w:tblBorders>
       </w:tblPr>
       <w:tblGrid>
-        <w:gridCol w:w="550"/>
-        <w:gridCol w:w="3450"/>
-        <w:gridCol w:w="4000"/>
+        <w:gridCol w:w="1500"/>
+        <w:gridCol w:w="3300"/>
+        <w:gridCol w:w="3200"/>
       </w:tblGrid>
       <w:tr>
         <w:trPr>
@@ -6018,7 +7098,7 @@
         </w:trPr>
         <w:tc>
           <w:tcPr>
-            <w:tcW w:type="dxa" w:w="550"/>
+            <w:tcW w:type="dxa" w:w="1500"/>
             <w:shd w:fill="1F3864" w:color="auto" w:val="clear"/>
             <w:tcMar>
               <w:top w:type="dxa" w:w="55"/>
@@ -6043,13 +7123,13 @@
                 <w:szCs w:val="15"/>
                 <w:rtl/>
               </w:rPr>
-              <w:t xml:space="preserve">#</w:t>
-            </w:r>
-          </w:p>
-        </w:tc>
-        <w:tc>
-          <w:tcPr>
-            <w:tcW w:type="dxa" w:w="3450"/>
+              <w:t xml:space="preserve">المسار</w:t>
+            </w:r>
+          </w:p>
+        </w:tc>
+        <w:tc>
+          <w:tcPr>
+            <w:tcW w:type="dxa" w:w="3300"/>
             <w:shd w:fill="1F3864" w:color="auto" w:val="clear"/>
             <w:tcMar>
               <w:top w:type="dxa" w:w="55"/>
@@ -6074,13 +7154,13 @@
                 <w:szCs w:val="15"/>
                 <w:rtl/>
               </w:rPr>
-              <w:t xml:space="preserve">الخطوة</w:t>
-            </w:r>
-          </w:p>
-        </w:tc>
-        <w:tc>
-          <w:tcPr>
-            <w:tcW w:type="dxa" w:w="4000"/>
+              <w:t xml:space="preserve">ما فيه</w:t>
+            </w:r>
+          </w:p>
+        </w:tc>
+        <w:tc>
+          <w:tcPr>
+            <w:tcW w:type="dxa" w:w="3200"/>
             <w:shd w:fill="1F3864" w:color="auto" w:val="clear"/>
             <w:tcMar>
               <w:top w:type="dxa" w:w="55"/>
@@ -6105,7 +7185,7 @@
                 <w:szCs w:val="15"/>
                 <w:rtl/>
               </w:rPr>
-              <w:t xml:space="preserve">لماذا هذا موضعها</w:t>
+              <w:t xml:space="preserve">تبعيته وحاجزه</w:t>
             </w:r>
           </w:p>
         </w:tc>
@@ -6113,7 +7193,7 @@
       <w:tr>
         <w:tc>
           <w:tcPr>
-            <w:tcW w:type="dxa" w:w="550"/>
+            <w:tcW w:type="dxa" w:w="1500"/>
             <w:tcMar>
               <w:top w:type="dxa" w:w="55"/>
               <w:left w:type="dxa" w:w="70"/>
@@ -6134,61 +7214,61 @@
                 <w:szCs w:val="15"/>
                 <w:rtl/>
               </w:rPr>
-              <w:t xml:space="preserve">١</w:t>
-            </w:r>
-          </w:p>
-        </w:tc>
-        <w:tc>
-          <w:tcPr>
-            <w:tcW w:type="dxa" w:w="3450"/>
-            <w:tcMar>
-              <w:top w:type="dxa" w:w="55"/>
-              <w:left w:type="dxa" w:w="70"/>
-              <w:bottom w:type="dxa" w:w="55"/>
-              <w:right w:type="dxa" w:w="70"/>
-            </w:tcMar>
-          </w:tcPr>
-          <w:p>
-            <w:pPr>
-              <w:bidi/>
-              <w:spacing w:after="0" w:line="250"/>
-              <w:jc w:val="center"/>
-            </w:pPr>
-            <w:r>
-              <w:rPr>
-                <w:rFonts w:ascii="Segoe UI" w:cs="Segoe UI" w:eastAsia="Segoe UI" w:hAnsi="Segoe UI"/>
-                <w:sz w:val="15"/>
-                <w:szCs w:val="15"/>
-                <w:rtl/>
-              </w:rPr>
-              <w:t xml:space="preserve">بوابة رسوب الهجرات</w:t>
-            </w:r>
-          </w:p>
-        </w:tc>
-        <w:tc>
-          <w:tcPr>
-            <w:tcW w:type="dxa" w:w="4000"/>
-            <w:tcMar>
-              <w:top w:type="dxa" w:w="55"/>
-              <w:left w:type="dxa" w:w="70"/>
-              <w:bottom w:type="dxa" w:w="55"/>
-              <w:right w:type="dxa" w:w="70"/>
-            </w:tcMar>
-          </w:tcPr>
-          <w:p>
-            <w:pPr>
-              <w:bidi/>
-              <w:spacing w:after="0" w:line="250"/>
-              <w:jc w:val="center"/>
-            </w:pPr>
-            <w:r>
-              <w:rPr>
-                <w:rFonts w:ascii="Segoe UI" w:cs="Segoe UI" w:eastAsia="Segoe UI" w:hAnsi="Segoe UI"/>
-                <w:sz w:val="15"/>
-                <w:szCs w:val="15"/>
-                <w:rtl/>
-              </w:rPr>
-              <w:t xml:space="preserve">أوقف النزيف — تكرّرت ثلاث مرات</w:t>
+              <w:t xml:space="preserve">أ · استعادة المنصّة</w:t>
+            </w:r>
+          </w:p>
+        </w:tc>
+        <w:tc>
+          <w:tcPr>
+            <w:tcW w:type="dxa" w:w="3300"/>
+            <w:tcMar>
+              <w:top w:type="dxa" w:w="55"/>
+              <w:left w:type="dxa" w:w="70"/>
+              <w:bottom w:type="dxa" w:w="55"/>
+              <w:right w:type="dxa" w:w="70"/>
+            </w:tcMar>
+          </w:tcPr>
+          <w:p>
+            <w:pPr>
+              <w:bidi/>
+              <w:spacing w:after="0" w:line="250"/>
+              <w:jc w:val="center"/>
+            </w:pPr>
+            <w:r>
+              <w:rPr>
+                <w:rFonts w:ascii="Segoe UI" w:cs="Segoe UI" w:eastAsia="Segoe UI" w:hAnsi="Segoe UI"/>
+                <w:sz w:val="15"/>
+                <w:szCs w:val="15"/>
+                <w:rtl/>
+              </w:rPr>
+              <w:t xml:space="preserve">دفتر الهجرات وبوابته · وتسوية التاريخية · والنسخ والاستعادة · والتثبيت من الصفر</w:t>
+            </w:r>
+          </w:p>
+        </w:tc>
+        <w:tc>
+          <w:tcPr>
+            <w:tcW w:type="dxa" w:w="3200"/>
+            <w:tcMar>
+              <w:top w:type="dxa" w:w="55"/>
+              <w:left w:type="dxa" w:w="70"/>
+              <w:bottom w:type="dxa" w:w="55"/>
+              <w:right w:type="dxa" w:w="70"/>
+            </w:tcMar>
+          </w:tcPr>
+          <w:p>
+            <w:pPr>
+              <w:bidi/>
+              <w:spacing w:after="0" w:line="250"/>
+              <w:jc w:val="center"/>
+            </w:pPr>
+            <w:r>
+              <w:rPr>
+                <w:rFonts w:ascii="Segoe UI" w:cs="Segoe UI" w:eastAsia="Segoe UI" w:hAnsi="Segoe UI"/>
+                <w:sz w:val="15"/>
+                <w:szCs w:val="15"/>
+                <w:rtl/>
+              </w:rPr>
+              <w:t xml:space="preserve">بلا حاجز — يبدأ فورًا</w:t>
             </w:r>
           </w:p>
         </w:tc>
@@ -6196,7 +7276,7 @@
       <w:tr>
         <w:tc>
           <w:tcPr>
-            <w:tcW w:type="dxa" w:w="550"/>
+            <w:tcW w:type="dxa" w:w="1500"/>
             <w:shd w:fill="F2F5FA" w:color="auto" w:val="clear"/>
             <w:tcMar>
               <w:top w:type="dxa" w:w="55"/>
@@ -6218,13 +7298,13 @@
                 <w:szCs w:val="15"/>
                 <w:rtl/>
               </w:rPr>
-              <w:t xml:space="preserve">٢</w:t>
-            </w:r>
-          </w:p>
-        </w:tc>
-        <w:tc>
-          <w:tcPr>
-            <w:tcW w:type="dxa" w:w="3450"/>
+              <w:t xml:space="preserve">ب · تكامل الأحداث</w:t>
+            </w:r>
+          </w:p>
+        </w:tc>
+        <w:tc>
+          <w:tcPr>
+            <w:tcW w:type="dxa" w:w="3300"/>
             <w:shd w:fill="F2F5FA" w:color="auto" w:val="clear"/>
             <w:tcMar>
               <w:top w:type="dxa" w:w="55"/>
@@ -6246,13 +7326,13 @@
                 <w:szCs w:val="15"/>
                 <w:rtl/>
               </w:rPr>
-              <w:t xml:space="preserve">تسوية الثمانية والخمسين</w:t>
-            </w:r>
-          </w:p>
-        </w:tc>
-        <w:tc>
-          <w:tcPr>
-            <w:tcW w:type="dxa" w:w="4000"/>
+              <w:t xml:space="preserve">تصنيف الأنواع · ومراقبة صحة المستهلكين · ومستهلك صرف العملة · وحدث أعمالٍ كامل · ثم البقية · والرسائل الميتة</w:t>
+            </w:r>
+          </w:p>
+        </w:tc>
+        <w:tc>
+          <w:tcPr>
+            <w:tcW w:type="dxa" w:w="3200"/>
             <w:shd w:fill="F2F5FA" w:color="auto" w:val="clear"/>
             <w:tcMar>
               <w:top w:type="dxa" w:w="55"/>
@@ -6274,7 +7354,7 @@
                 <w:szCs w:val="15"/>
                 <w:rtl/>
               </w:rPr>
-              <w:t xml:space="preserve">لا هجرة بلا حالة محكومة</w:t>
+              <w:t xml:space="preserve">بلا حاجز — يبدأ فورًا</w:t>
             </w:r>
           </w:p>
         </w:tc>
@@ -6282,7 +7362,7 @@
       <w:tr>
         <w:tc>
           <w:tcPr>
-            <w:tcW w:type="dxa" w:w="550"/>
+            <w:tcW w:type="dxa" w:w="1500"/>
             <w:tcMar>
               <w:top w:type="dxa" w:w="55"/>
               <w:left w:type="dxa" w:w="70"/>
@@ -6303,61 +7383,61 @@
                 <w:szCs w:val="15"/>
                 <w:rtl/>
               </w:rPr>
-              <w:t xml:space="preserve">٣</w:t>
-            </w:r>
-          </w:p>
-        </w:tc>
-        <w:tc>
-          <w:tcPr>
-            <w:tcW w:type="dxa" w:w="3450"/>
-            <w:tcMar>
-              <w:top w:type="dxa" w:w="55"/>
-              <w:left w:type="dxa" w:w="70"/>
-              <w:bottom w:type="dxa" w:w="55"/>
-              <w:right w:type="dxa" w:w="70"/>
-            </w:tcMar>
-          </w:tcPr>
-          <w:p>
-            <w:pPr>
-              <w:bidi/>
-              <w:spacing w:after="0" w:line="250"/>
-              <w:jc w:val="center"/>
-            </w:pPr>
-            <w:r>
-              <w:rPr>
-                <w:rFonts w:ascii="Segoe UI" w:cs="Segoe UI" w:eastAsia="Segoe UI" w:hAnsi="Segoe UI"/>
-                <w:sz w:val="15"/>
-                <w:szCs w:val="15"/>
-                <w:rtl/>
-              </w:rPr>
-              <w:t xml:space="preserve">تصنيف الأحداث ومراقبة صحة المستهلكين</w:t>
-            </w:r>
-          </w:p>
-        </w:tc>
-        <w:tc>
-          <w:tcPr>
-            <w:tcW w:type="dxa" w:w="4000"/>
-            <w:tcMar>
-              <w:top w:type="dxa" w:w="55"/>
-              <w:left w:type="dxa" w:w="70"/>
-              <w:bottom w:type="dxa" w:w="55"/>
-              <w:right w:type="dxa" w:w="70"/>
-            </w:tcMar>
-          </w:tcPr>
-          <w:p>
-            <w:pPr>
-              <w:bidi/>
-              <w:spacing w:after="0" w:line="250"/>
-              <w:jc w:val="center"/>
-            </w:pPr>
-            <w:r>
-              <w:rPr>
-                <w:rFonts w:ascii="Segoe UI" w:cs="Segoe UI" w:eastAsia="Segoe UI" w:hAnsi="Segoe UI"/>
-                <w:sz w:val="15"/>
-                <w:szCs w:val="15"/>
-                <w:rtl/>
-              </w:rPr>
-              <w:t xml:space="preserve">يكشف المتوقّف قبل أن يُبنى فوقه</w:t>
+              <w:t xml:space="preserve">ج · الصلاحيات</w:t>
+            </w:r>
+          </w:p>
+        </w:tc>
+        <w:tc>
+          <w:tcPr>
+            <w:tcW w:type="dxa" w:w="3300"/>
+            <w:tcMar>
+              <w:top w:type="dxa" w:w="55"/>
+              <w:left w:type="dxa" w:w="70"/>
+              <w:bottom w:type="dxa" w:w="55"/>
+              <w:right w:type="dxa" w:w="70"/>
+            </w:tcMar>
+          </w:tcPr>
+          <w:p>
+            <w:pPr>
+              <w:bidi/>
+              <w:spacing w:after="0" w:line="250"/>
+              <w:jc w:val="center"/>
+            </w:pPr>
+            <w:r>
+              <w:rPr>
+                <w:rFonts w:ascii="Segoe UI" w:cs="Segoe UI" w:eastAsia="Segoe UI" w:hAnsi="Segoe UI"/>
+                <w:sz w:val="15"/>
+                <w:szCs w:val="15"/>
+                <w:rtl/>
+              </w:rPr>
+              <w:t xml:space="preserve">توحيد قرار الصلاحية · واختبار الالتفاف بالرابط المباشر · وإظهار الحقول الحساسة · وحسم أسطح PLATFORM</w:t>
+            </w:r>
+          </w:p>
+        </w:tc>
+        <w:tc>
+          <w:tcPr>
+            <w:tcW w:type="dxa" w:w="3200"/>
+            <w:tcMar>
+              <w:top w:type="dxa" w:w="55"/>
+              <w:left w:type="dxa" w:w="70"/>
+              <w:bottom w:type="dxa" w:w="55"/>
+              <w:right w:type="dxa" w:w="70"/>
+            </w:tcMar>
+          </w:tcPr>
+          <w:p>
+            <w:pPr>
+              <w:bidi/>
+              <w:spacing w:after="0" w:line="250"/>
+              <w:jc w:val="center"/>
+            </w:pPr>
+            <w:r>
+              <w:rPr>
+                <w:rFonts w:ascii="Segoe UI" w:cs="Segoe UI" w:eastAsia="Segoe UI" w:hAnsi="Segoe UI"/>
+                <w:sz w:val="15"/>
+                <w:szCs w:val="15"/>
+                <w:rtl/>
+              </w:rPr>
+              <w:t xml:space="preserve">بلا حاجز — ويسبق المسار د</w:t>
             </w:r>
           </w:p>
         </w:tc>
@@ -6365,7 +7445,7 @@
       <w:tr>
         <w:tc>
           <w:tcPr>
-            <w:tcW w:type="dxa" w:w="550"/>
+            <w:tcW w:type="dxa" w:w="1500"/>
             <w:shd w:fill="F2F5FA" w:color="auto" w:val="clear"/>
             <w:tcMar>
               <w:top w:type="dxa" w:w="55"/>
@@ -6387,13 +7467,13 @@
                 <w:szCs w:val="15"/>
                 <w:rtl/>
               </w:rPr>
-              <w:t xml:space="preserve">٤</w:t>
-            </w:r>
-          </w:p>
-        </w:tc>
-        <w:tc>
-          <w:tcPr>
-            <w:tcW w:type="dxa" w:w="3450"/>
+              <w:t xml:space="preserve">د · إنفاذ الاعتماد</w:t>
+            </w:r>
+          </w:p>
+        </w:tc>
+        <w:tc>
+          <w:tcPr>
+            <w:tcW w:type="dxa" w:w="3300"/>
             <w:shd w:fill="F2F5FA" w:color="auto" w:val="clear"/>
             <w:tcMar>
               <w:top w:type="dxa" w:w="55"/>
@@ -6415,13 +7495,13 @@
                 <w:szCs w:val="15"/>
                 <w:rtl/>
               </w:rPr>
-              <w:t xml:space="preserve">حدث أعمال واحد كامل بأثره المقيس</w:t>
-            </w:r>
-          </w:p>
-        </w:tc>
-        <w:tc>
-          <w:tcPr>
-            <w:tcW w:type="dxa" w:w="4000"/>
+              <w:t xml:space="preserve">بناء المحرك · وصحة التوجيه وتحديد الدور المعتمِد · ثم نافذة الظلّ · ثم قياسها · ثم الإنفاذ</w:t>
+            </w:r>
+          </w:p>
+        </w:tc>
+        <w:tc>
+          <w:tcPr>
+            <w:tcW w:type="dxa" w:w="3200"/>
             <w:shd w:fill="F2F5FA" w:color="auto" w:val="clear"/>
             <w:tcMar>
               <w:top w:type="dxa" w:w="55"/>
@@ -6443,7 +7523,7 @@
                 <w:szCs w:val="15"/>
                 <w:rtl/>
               </w:rPr>
-              <w:t xml:space="preserve">الطريق يُفتح مرة ثم يتكرر</w:t>
+              <w:t xml:space="preserve">يعتمد على ج · وحاجزه القيم في مرحلتَي الظلّ والإنفاذ وحدهما</w:t>
             </w:r>
           </w:p>
         </w:tc>
@@ -6451,7 +7531,7 @@
       <w:tr>
         <w:tc>
           <w:tcPr>
-            <w:tcW w:type="dxa" w:w="550"/>
+            <w:tcW w:type="dxa" w:w="1500"/>
             <w:tcMar>
               <w:top w:type="dxa" w:w="55"/>
               <w:left w:type="dxa" w:w="70"/>
@@ -6472,61 +7552,61 @@
                 <w:szCs w:val="15"/>
                 <w:rtl/>
               </w:rPr>
-              <w:t xml:space="preserve">٥</w:t>
-            </w:r>
-          </w:p>
-        </w:tc>
-        <w:tc>
-          <w:tcPr>
-            <w:tcW w:type="dxa" w:w="3450"/>
-            <w:tcMar>
-              <w:top w:type="dxa" w:w="55"/>
-              <w:left w:type="dxa" w:w="70"/>
-              <w:bottom w:type="dxa" w:w="55"/>
-              <w:right w:type="dxa" w:w="70"/>
-            </w:tcMar>
-          </w:tcPr>
-          <w:p>
-            <w:pPr>
-              <w:bidi/>
-              <w:spacing w:after="0" w:line="250"/>
-              <w:jc w:val="center"/>
-            </w:pPr>
-            <w:r>
-              <w:rPr>
-                <w:rFonts w:ascii="Segoe UI" w:cs="Segoe UI" w:eastAsia="Segoe UI" w:hAnsi="Segoe UI"/>
-                <w:sz w:val="15"/>
-                <w:szCs w:val="15"/>
-                <w:rtl/>
-              </w:rPr>
-              <w:t xml:space="preserve">إعادة تمرين النسخ والاستعادة والتثبيت</w:t>
-            </w:r>
-          </w:p>
-        </w:tc>
-        <w:tc>
-          <w:tcPr>
-            <w:tcW w:type="dxa" w:w="4000"/>
-            <w:tcMar>
-              <w:top w:type="dxa" w:w="55"/>
-              <w:left w:type="dxa" w:w="70"/>
-              <w:bottom w:type="dxa" w:w="55"/>
-              <w:right w:type="dxa" w:w="70"/>
-            </w:tcMar>
-          </w:tcPr>
-          <w:p>
-            <w:pPr>
-              <w:bidi/>
-              <w:spacing w:after="0" w:line="250"/>
-              <w:jc w:val="center"/>
-            </w:pPr>
-            <w:r>
-              <w:rPr>
-                <w:rFonts w:ascii="Segoe UI" w:cs="Segoe UI" w:eastAsia="Segoe UI" w:hAnsi="Segoe UI"/>
-                <w:sz w:val="15"/>
-                <w:szCs w:val="15"/>
-                <w:rtl/>
-              </w:rPr>
-              <w:t xml:space="preserve">استعادة محورين تراجعا</w:t>
+              <w:t xml:space="preserve">هـ · الرحلات البشرية</w:t>
+            </w:r>
+          </w:p>
+        </w:tc>
+        <w:tc>
+          <w:tcPr>
+            <w:tcW w:type="dxa" w:w="3300"/>
+            <w:tcMar>
+              <w:top w:type="dxa" w:w="55"/>
+              <w:left w:type="dxa" w:w="70"/>
+              <w:bottom w:type="dxa" w:w="55"/>
+              <w:right w:type="dxa" w:w="70"/>
+            </w:tcMar>
+          </w:tcPr>
+          <w:p>
+            <w:pPr>
+              <w:bidi/>
+              <w:spacing w:after="0" w:line="250"/>
+              <w:jc w:val="center"/>
+            </w:pPr>
+            <w:r>
+              <w:rPr>
+                <w:rFonts w:ascii="Segoe UI" w:cs="Segoe UI" w:eastAsia="Segoe UI" w:hAnsi="Segoe UI"/>
+                <w:sz w:val="15"/>
+                <w:szCs w:val="15"/>
+                <w:rtl/>
+              </w:rPr>
+              <w:t xml:space="preserve">ما لا يعتمد على الإنفاذ يُنفَّذ ويُقاس · والإغلاق النهائي بعد نفاذ الاعتماد</w:t>
+            </w:r>
+          </w:p>
+        </w:tc>
+        <w:tc>
+          <w:tcPr>
+            <w:tcW w:type="dxa" w:w="3200"/>
+            <w:tcMar>
+              <w:top w:type="dxa" w:w="55"/>
+              <w:left w:type="dxa" w:w="70"/>
+              <w:bottom w:type="dxa" w:w="55"/>
+              <w:right w:type="dxa" w:w="70"/>
+            </w:tcMar>
+          </w:tcPr>
+          <w:p>
+            <w:pPr>
+              <w:bidi/>
+              <w:spacing w:after="0" w:line="250"/>
+              <w:jc w:val="center"/>
+            </w:pPr>
+            <w:r>
+              <w:rPr>
+                <w:rFonts w:ascii="Segoe UI" w:cs="Segoe UI" w:eastAsia="Segoe UI" w:hAnsi="Segoe UI"/>
+                <w:sz w:val="15"/>
+                <w:szCs w:val="15"/>
+                <w:rtl/>
+              </w:rPr>
+              <w:t xml:space="preserve">يعتمد على أ وب وج · وإغلاقه على د</w:t>
             </w:r>
           </w:p>
         </w:tc>
@@ -6534,7 +7614,7 @@
       <w:tr>
         <w:tc>
           <w:tcPr>
-            <w:tcW w:type="dxa" w:w="550"/>
+            <w:tcW w:type="dxa" w:w="1500"/>
             <w:shd w:fill="F2F5FA" w:color="auto" w:val="clear"/>
             <w:tcMar>
               <w:top w:type="dxa" w:w="55"/>
@@ -6556,13 +7636,13 @@
                 <w:szCs w:val="15"/>
                 <w:rtl/>
               </w:rPr>
-              <w:t xml:space="preserve">٦</w:t>
-            </w:r>
-          </w:p>
-        </w:tc>
-        <w:tc>
-          <w:tcPr>
-            <w:tcW w:type="dxa" w:w="3450"/>
+              <w:t xml:space="preserve">و · جاهزية الإنتاج</w:t>
+            </w:r>
+          </w:p>
+        </w:tc>
+        <w:tc>
+          <w:tcPr>
+            <w:tcW w:type="dxa" w:w="3300"/>
             <w:shd w:fill="F2F5FA" w:color="auto" w:val="clear"/>
             <w:tcMar>
               <w:top w:type="dxa" w:w="55"/>
@@ -6584,13 +7664,13 @@
                 <w:szCs w:val="15"/>
                 <w:rtl/>
               </w:rPr>
-              <w:t xml:space="preserve">توحيد مسار قرار الصلاحية واختبار الالتفاف</w:t>
-            </w:r>
-          </w:p>
-        </w:tc>
-        <w:tc>
-          <w:tcPr>
-            <w:tcW w:type="dxa" w:w="4000"/>
+              <w:t xml:space="preserve">تصنيف القيود اليدوية · والشاشات الذهبية · والاستجابة وإتاحة الوصول · والإصدار</w:t>
+            </w:r>
+          </w:p>
+        </w:tc>
+        <w:tc>
+          <w:tcPr>
+            <w:tcW w:type="dxa" w:w="3200"/>
             <w:shd w:fill="F2F5FA" w:color="auto" w:val="clear"/>
             <w:tcMar>
               <w:top w:type="dxa" w:w="55"/>
@@ -6612,771 +7692,97 @@
                 <w:szCs w:val="15"/>
                 <w:rtl/>
               </w:rPr>
-              <w:t xml:space="preserve">قبل الإنفاذ — فالإنفاذ على مسارين لا يُقاس</w:t>
-            </w:r>
-          </w:p>
-        </w:tc>
-      </w:tr>
-      <w:tr>
-        <w:tc>
-          <w:tcPr>
-            <w:tcW w:type="dxa" w:w="550"/>
-            <w:tcMar>
-              <w:top w:type="dxa" w:w="55"/>
-              <w:left w:type="dxa" w:w="70"/>
-              <w:bottom w:type="dxa" w:w="55"/>
-              <w:right w:type="dxa" w:w="70"/>
-            </w:tcMar>
-          </w:tcPr>
-          <w:p>
-            <w:pPr>
-              <w:bidi/>
-              <w:spacing w:after="0" w:line="250"/>
-              <w:jc w:val="right"/>
-            </w:pPr>
-            <w:r>
-              <w:rPr>
-                <w:rFonts w:ascii="Segoe UI" w:cs="Segoe UI" w:eastAsia="Segoe UI" w:hAnsi="Segoe UI"/>
-                <w:sz w:val="15"/>
-                <w:szCs w:val="15"/>
-                <w:rtl/>
-              </w:rPr>
-              <w:t xml:space="preserve">٧</w:t>
-            </w:r>
-          </w:p>
-        </w:tc>
-        <w:tc>
-          <w:tcPr>
-            <w:tcW w:type="dxa" w:w="3450"/>
-            <w:tcMar>
-              <w:top w:type="dxa" w:w="55"/>
-              <w:left w:type="dxa" w:w="70"/>
-              <w:bottom w:type="dxa" w:w="55"/>
-              <w:right w:type="dxa" w:w="70"/>
-            </w:tcMar>
-          </w:tcPr>
-          <w:p>
-            <w:pPr>
-              <w:bidi/>
-              <w:spacing w:after="0" w:line="250"/>
-              <w:jc w:val="center"/>
-            </w:pPr>
-            <w:r>
-              <w:rPr>
-                <w:rFonts w:ascii="Segoe UI" w:cs="Segoe UI" w:eastAsia="Segoe UI" w:hAnsi="Segoe UI"/>
-                <w:sz w:val="15"/>
-                <w:szCs w:val="15"/>
-                <w:rtl/>
-              </w:rPr>
-              <w:t xml:space="preserve">صدور القيم العددية للاعتماد</w:t>
-            </w:r>
-          </w:p>
-        </w:tc>
-        <w:tc>
-          <w:tcPr>
-            <w:tcW w:type="dxa" w:w="4000"/>
-            <w:tcMar>
-              <w:top w:type="dxa" w:w="55"/>
-              <w:left w:type="dxa" w:w="70"/>
-              <w:bottom w:type="dxa" w:w="55"/>
-              <w:right w:type="dxa" w:w="70"/>
-            </w:tcMar>
-          </w:tcPr>
-          <w:p>
-            <w:pPr>
-              <w:bidi/>
-              <w:spacing w:after="0" w:line="250"/>
-              <w:jc w:val="center"/>
-            </w:pPr>
-            <w:r>
-              <w:rPr>
-                <w:rFonts w:ascii="Segoe UI" w:cs="Segoe UI" w:eastAsia="Segoe UI" w:hAnsi="Segoe UI"/>
-                <w:sz w:val="15"/>
-                <w:szCs w:val="15"/>
-                <w:rtl/>
-              </w:rPr>
-              <w:t xml:space="preserve">وهي عند المالك لا عند المنفِّذ</w:t>
-            </w:r>
-          </w:p>
-        </w:tc>
-      </w:tr>
-      <w:tr>
-        <w:tc>
-          <w:tcPr>
-            <w:tcW w:type="dxa" w:w="550"/>
-            <w:shd w:fill="F2F5FA" w:color="auto" w:val="clear"/>
-            <w:tcMar>
-              <w:top w:type="dxa" w:w="55"/>
-              <w:left w:type="dxa" w:w="70"/>
-              <w:bottom w:type="dxa" w:w="55"/>
-              <w:right w:type="dxa" w:w="70"/>
-            </w:tcMar>
-          </w:tcPr>
-          <w:p>
-            <w:pPr>
-              <w:bidi/>
-              <w:spacing w:after="0" w:line="250"/>
-              <w:jc w:val="right"/>
-            </w:pPr>
-            <w:r>
-              <w:rPr>
-                <w:rFonts w:ascii="Segoe UI" w:cs="Segoe UI" w:eastAsia="Segoe UI" w:hAnsi="Segoe UI"/>
-                <w:sz w:val="15"/>
-                <w:szCs w:val="15"/>
-                <w:rtl/>
-              </w:rPr>
-              <w:t xml:space="preserve">٨</w:t>
-            </w:r>
-          </w:p>
-        </w:tc>
-        <w:tc>
-          <w:tcPr>
-            <w:tcW w:type="dxa" w:w="3450"/>
-            <w:shd w:fill="F2F5FA" w:color="auto" w:val="clear"/>
-            <w:tcMar>
-              <w:top w:type="dxa" w:w="55"/>
-              <w:left w:type="dxa" w:w="70"/>
-              <w:bottom w:type="dxa" w:w="55"/>
-              <w:right w:type="dxa" w:w="70"/>
-            </w:tcMar>
-          </w:tcPr>
-          <w:p>
-            <w:pPr>
-              <w:bidi/>
-              <w:spacing w:after="0" w:line="250"/>
-              <w:jc w:val="center"/>
-            </w:pPr>
-            <w:r>
-              <w:rPr>
-                <w:rFonts w:ascii="Segoe UI" w:cs="Segoe UI" w:eastAsia="Segoe UI" w:hAnsi="Segoe UI"/>
-                <w:sz w:val="15"/>
-                <w:szCs w:val="15"/>
-                <w:rtl/>
-              </w:rPr>
-              <w:t xml:space="preserve">نافذة الظلّ وقياسها بمقاييسها الأربعة</w:t>
-            </w:r>
-          </w:p>
-        </w:tc>
-        <w:tc>
-          <w:tcPr>
-            <w:tcW w:type="dxa" w:w="4000"/>
-            <w:shd w:fill="F2F5FA" w:color="auto" w:val="clear"/>
-            <w:tcMar>
-              <w:top w:type="dxa" w:w="55"/>
-              <w:left w:type="dxa" w:w="70"/>
-              <w:bottom w:type="dxa" w:w="55"/>
-              <w:right w:type="dxa" w:w="70"/>
-            </w:tcMar>
-          </w:tcPr>
-          <w:p>
-            <w:pPr>
-              <w:bidi/>
-              <w:spacing w:after="0" w:line="250"/>
-              <w:jc w:val="center"/>
-            </w:pPr>
-            <w:r>
-              <w:rPr>
-                <w:rFonts w:ascii="Segoe UI" w:cs="Segoe UI" w:eastAsia="Segoe UI" w:hAnsi="Segoe UI"/>
-                <w:sz w:val="15"/>
-                <w:szCs w:val="15"/>
-                <w:rtl/>
-              </w:rPr>
-              <w:t xml:space="preserve">لا إنفاذ بلا قياس ما سيُمنَع</w:t>
-            </w:r>
-          </w:p>
-        </w:tc>
-      </w:tr>
-      <w:tr>
-        <w:tc>
-          <w:tcPr>
-            <w:tcW w:type="dxa" w:w="550"/>
-            <w:tcMar>
-              <w:top w:type="dxa" w:w="55"/>
-              <w:left w:type="dxa" w:w="70"/>
-              <w:bottom w:type="dxa" w:w="55"/>
-              <w:right w:type="dxa" w:w="70"/>
-            </w:tcMar>
-          </w:tcPr>
-          <w:p>
-            <w:pPr>
-              <w:bidi/>
-              <w:spacing w:after="0" w:line="250"/>
-              <w:jc w:val="right"/>
-            </w:pPr>
-            <w:r>
-              <w:rPr>
-                <w:rFonts w:ascii="Segoe UI" w:cs="Segoe UI" w:eastAsia="Segoe UI" w:hAnsi="Segoe UI"/>
-                <w:sz w:val="15"/>
-                <w:szCs w:val="15"/>
-                <w:rtl/>
-              </w:rPr>
-              <w:t xml:space="preserve">٩</w:t>
-            </w:r>
-          </w:p>
-        </w:tc>
-        <w:tc>
-          <w:tcPr>
-            <w:tcW w:type="dxa" w:w="3450"/>
-            <w:tcMar>
-              <w:top w:type="dxa" w:w="55"/>
-              <w:left w:type="dxa" w:w="70"/>
-              <w:bottom w:type="dxa" w:w="55"/>
-              <w:right w:type="dxa" w:w="70"/>
-            </w:tcMar>
-          </w:tcPr>
-          <w:p>
-            <w:pPr>
-              <w:bidi/>
-              <w:spacing w:after="0" w:line="250"/>
-              <w:jc w:val="center"/>
-            </w:pPr>
-            <w:r>
-              <w:rPr>
-                <w:rFonts w:ascii="Segoe UI" w:cs="Segoe UI" w:eastAsia="Segoe UI" w:hAnsi="Segoe UI"/>
-                <w:sz w:val="15"/>
-                <w:szCs w:val="15"/>
-                <w:rtl/>
-              </w:rPr>
-              <w:t xml:space="preserve">إصلاح ما كشفته النافذة ثم الإنفاذ</w:t>
-            </w:r>
-          </w:p>
-        </w:tc>
-        <w:tc>
-          <w:tcPr>
-            <w:tcW w:type="dxa" w:w="4000"/>
-            <w:tcMar>
-              <w:top w:type="dxa" w:w="55"/>
-              <w:left w:type="dxa" w:w="70"/>
-              <w:bottom w:type="dxa" w:w="55"/>
-              <w:right w:type="dxa" w:w="70"/>
-            </w:tcMar>
-          </w:tcPr>
-          <w:p>
-            <w:pPr>
-              <w:bidi/>
-              <w:spacing w:after="0" w:line="250"/>
-              <w:jc w:val="center"/>
-            </w:pPr>
-            <w:r>
-              <w:rPr>
-                <w:rFonts w:ascii="Segoe UI" w:cs="Segoe UI" w:eastAsia="Segoe UI" w:hAnsi="Segoe UI"/>
-                <w:sz w:val="15"/>
-                <w:szCs w:val="15"/>
-                <w:rtl/>
-              </w:rPr>
-              <w:t xml:space="preserve">ولا انتقال بمنعٍ خاطئ بلا تفسير</w:t>
-            </w:r>
-          </w:p>
-        </w:tc>
-      </w:tr>
-      <w:tr>
-        <w:tc>
-          <w:tcPr>
-            <w:tcW w:type="dxa" w:w="550"/>
-            <w:shd w:fill="F2F5FA" w:color="auto" w:val="clear"/>
-            <w:tcMar>
-              <w:top w:type="dxa" w:w="55"/>
-              <w:left w:type="dxa" w:w="70"/>
-              <w:bottom w:type="dxa" w:w="55"/>
-              <w:right w:type="dxa" w:w="70"/>
-            </w:tcMar>
-          </w:tcPr>
-          <w:p>
-            <w:pPr>
-              <w:bidi/>
-              <w:spacing w:after="0" w:line="250"/>
-              <w:jc w:val="right"/>
-            </w:pPr>
-            <w:r>
-              <w:rPr>
-                <w:rFonts w:ascii="Segoe UI" w:cs="Segoe UI" w:eastAsia="Segoe UI" w:hAnsi="Segoe UI"/>
-                <w:sz w:val="15"/>
-                <w:szCs w:val="15"/>
-                <w:rtl/>
-              </w:rPr>
-              <w:t xml:space="preserve">١٠</w:t>
-            </w:r>
-          </w:p>
-        </w:tc>
-        <w:tc>
-          <w:tcPr>
-            <w:tcW w:type="dxa" w:w="3450"/>
-            <w:shd w:fill="F2F5FA" w:color="auto" w:val="clear"/>
-            <w:tcMar>
-              <w:top w:type="dxa" w:w="55"/>
-              <w:left w:type="dxa" w:w="70"/>
-              <w:bottom w:type="dxa" w:w="55"/>
-              <w:right w:type="dxa" w:w="70"/>
-            </w:tcMar>
-          </w:tcPr>
-          <w:p>
-            <w:pPr>
-              <w:bidi/>
-              <w:spacing w:after="0" w:line="250"/>
-              <w:jc w:val="center"/>
-            </w:pPr>
-            <w:r>
-              <w:rPr>
-                <w:rFonts w:ascii="Segoe UI" w:cs="Segoe UI" w:eastAsia="Segoe UI" w:hAnsi="Segoe UI"/>
-                <w:sz w:val="15"/>
-                <w:szCs w:val="15"/>
-                <w:rtl/>
-              </w:rPr>
-              <w:t xml:space="preserve">بقية أحداث الأعمال بعقودها</w:t>
-            </w:r>
-          </w:p>
-        </w:tc>
-        <w:tc>
-          <w:tcPr>
-            <w:tcW w:type="dxa" w:w="4000"/>
-            <w:shd w:fill="F2F5FA" w:color="auto" w:val="clear"/>
-            <w:tcMar>
-              <w:top w:type="dxa" w:w="55"/>
-              <w:left w:type="dxa" w:w="70"/>
-              <w:bottom w:type="dxa" w:w="55"/>
-              <w:right w:type="dxa" w:w="70"/>
-            </w:tcMar>
-          </w:tcPr>
-          <w:p>
-            <w:pPr>
-              <w:bidi/>
-              <w:spacing w:after="0" w:line="250"/>
-              <w:jc w:val="center"/>
-            </w:pPr>
-            <w:r>
-              <w:rPr>
-                <w:rFonts w:ascii="Segoe UI" w:cs="Segoe UI" w:eastAsia="Segoe UI" w:hAnsi="Segoe UI"/>
-                <w:sz w:val="15"/>
-                <w:szCs w:val="15"/>
-                <w:rtl/>
-              </w:rPr>
-              <w:t xml:space="preserve">بعد نجاح الأول</w:t>
-            </w:r>
-          </w:p>
-        </w:tc>
-      </w:tr>
-      <w:tr>
-        <w:tc>
-          <w:tcPr>
-            <w:tcW w:type="dxa" w:w="550"/>
-            <w:tcMar>
-              <w:top w:type="dxa" w:w="55"/>
-              <w:left w:type="dxa" w:w="70"/>
-              <w:bottom w:type="dxa" w:w="55"/>
-              <w:right w:type="dxa" w:w="70"/>
-            </w:tcMar>
-          </w:tcPr>
-          <w:p>
-            <w:pPr>
-              <w:bidi/>
-              <w:spacing w:after="0" w:line="250"/>
-              <w:jc w:val="right"/>
-            </w:pPr>
-            <w:r>
-              <w:rPr>
-                <w:rFonts w:ascii="Segoe UI" w:cs="Segoe UI" w:eastAsia="Segoe UI" w:hAnsi="Segoe UI"/>
-                <w:sz w:val="15"/>
-                <w:szCs w:val="15"/>
-                <w:rtl/>
-              </w:rPr>
-              <w:t xml:space="preserve">١١</w:t>
-            </w:r>
-          </w:p>
-        </w:tc>
-        <w:tc>
-          <w:tcPr>
-            <w:tcW w:type="dxa" w:w="3450"/>
-            <w:tcMar>
-              <w:top w:type="dxa" w:w="55"/>
-              <w:left w:type="dxa" w:w="70"/>
-              <w:bottom w:type="dxa" w:w="55"/>
-              <w:right w:type="dxa" w:w="70"/>
-            </w:tcMar>
-          </w:tcPr>
-          <w:p>
-            <w:pPr>
-              <w:bidi/>
-              <w:spacing w:after="0" w:line="250"/>
-              <w:jc w:val="center"/>
-            </w:pPr>
-            <w:r>
-              <w:rPr>
-                <w:rFonts w:ascii="Segoe UI" w:cs="Segoe UI" w:eastAsia="Segoe UI" w:hAnsi="Segoe UI"/>
-                <w:sz w:val="15"/>
-                <w:szCs w:val="15"/>
-                <w:rtl/>
-              </w:rPr>
-              <w:t xml:space="preserve">الرحلات البشرية الست بمساراتها السالبة</w:t>
-            </w:r>
-          </w:p>
-        </w:tc>
-        <w:tc>
-          <w:tcPr>
-            <w:tcW w:type="dxa" w:w="4000"/>
-            <w:tcMar>
-              <w:top w:type="dxa" w:w="55"/>
-              <w:left w:type="dxa" w:w="70"/>
-              <w:bottom w:type="dxa" w:w="55"/>
-              <w:right w:type="dxa" w:w="70"/>
-            </w:tcMar>
-          </w:tcPr>
-          <w:p>
-            <w:pPr>
-              <w:bidi/>
-              <w:spacing w:after="0" w:line="250"/>
-              <w:jc w:val="center"/>
-            </w:pPr>
-            <w:r>
-              <w:rPr>
-                <w:rFonts w:ascii="Segoe UI" w:cs="Segoe UI" w:eastAsia="Segoe UI" w:hAnsi="Segoe UI"/>
-                <w:sz w:val="15"/>
-                <w:szCs w:val="15"/>
-                <w:rtl/>
-              </w:rPr>
-              <w:t xml:space="preserve">وتمرّ معها المحطات الصامتة</w:t>
-            </w:r>
-          </w:p>
-        </w:tc>
-      </w:tr>
-      <w:tr>
-        <w:tc>
-          <w:tcPr>
-            <w:tcW w:type="dxa" w:w="550"/>
-            <w:shd w:fill="F2F5FA" w:color="auto" w:val="clear"/>
-            <w:tcMar>
-              <w:top w:type="dxa" w:w="55"/>
-              <w:left w:type="dxa" w:w="70"/>
-              <w:bottom w:type="dxa" w:w="55"/>
-              <w:right w:type="dxa" w:w="70"/>
-            </w:tcMar>
-          </w:tcPr>
-          <w:p>
-            <w:pPr>
-              <w:bidi/>
-              <w:spacing w:after="0" w:line="250"/>
-              <w:jc w:val="right"/>
-            </w:pPr>
-            <w:r>
-              <w:rPr>
-                <w:rFonts w:ascii="Segoe UI" w:cs="Segoe UI" w:eastAsia="Segoe UI" w:hAnsi="Segoe UI"/>
-                <w:sz w:val="15"/>
-                <w:szCs w:val="15"/>
-                <w:rtl/>
-              </w:rPr>
-              <w:t xml:space="preserve">١٢</w:t>
-            </w:r>
-          </w:p>
-        </w:tc>
-        <w:tc>
-          <w:tcPr>
-            <w:tcW w:type="dxa" w:w="3450"/>
-            <w:shd w:fill="F2F5FA" w:color="auto" w:val="clear"/>
-            <w:tcMar>
-              <w:top w:type="dxa" w:w="55"/>
-              <w:left w:type="dxa" w:w="70"/>
-              <w:bottom w:type="dxa" w:w="55"/>
-              <w:right w:type="dxa" w:w="70"/>
-            </w:tcMar>
-          </w:tcPr>
-          <w:p>
-            <w:pPr>
-              <w:bidi/>
-              <w:spacing w:after="0" w:line="250"/>
-              <w:jc w:val="center"/>
-            </w:pPr>
-            <w:r>
-              <w:rPr>
-                <w:rFonts w:ascii="Segoe UI" w:cs="Segoe UI" w:eastAsia="Segoe UI" w:hAnsi="Segoe UI"/>
-                <w:sz w:val="15"/>
-                <w:szCs w:val="15"/>
-                <w:rtl/>
-              </w:rPr>
-              <w:t xml:space="preserve">تصنيف القيود اليدوية وإغلاق ما بلا مبرر</w:t>
-            </w:r>
-          </w:p>
-        </w:tc>
-        <w:tc>
-          <w:tcPr>
-            <w:tcW w:type="dxa" w:w="4000"/>
-            <w:shd w:fill="F2F5FA" w:color="auto" w:val="clear"/>
-            <w:tcMar>
-              <w:top w:type="dxa" w:w="55"/>
-              <w:left w:type="dxa" w:w="70"/>
-              <w:bottom w:type="dxa" w:w="55"/>
-              <w:right w:type="dxa" w:w="70"/>
-            </w:tcMar>
-          </w:tcPr>
-          <w:p>
-            <w:pPr>
-              <w:bidi/>
-              <w:spacing w:after="0" w:line="250"/>
-              <w:jc w:val="center"/>
-            </w:pPr>
-            <w:r>
-              <w:rPr>
-                <w:rFonts w:ascii="Segoe UI" w:cs="Segoe UI" w:eastAsia="Segoe UI" w:hAnsi="Segoe UI"/>
-                <w:sz w:val="15"/>
-                <w:szCs w:val="15"/>
-                <w:rtl/>
-              </w:rPr>
-              <w:t xml:space="preserve">بعد أن صار لكل حدثٍ أثره</w:t>
-            </w:r>
-          </w:p>
-        </w:tc>
-      </w:tr>
-      <w:tr>
-        <w:tc>
-          <w:tcPr>
-            <w:tcW w:type="dxa" w:w="550"/>
-            <w:tcMar>
-              <w:top w:type="dxa" w:w="55"/>
-              <w:left w:type="dxa" w:w="70"/>
-              <w:bottom w:type="dxa" w:w="55"/>
-              <w:right w:type="dxa" w:w="70"/>
-            </w:tcMar>
-          </w:tcPr>
-          <w:p>
-            <w:pPr>
-              <w:bidi/>
-              <w:spacing w:after="0" w:line="250"/>
-              <w:jc w:val="right"/>
-            </w:pPr>
-            <w:r>
-              <w:rPr>
-                <w:rFonts w:ascii="Segoe UI" w:cs="Segoe UI" w:eastAsia="Segoe UI" w:hAnsi="Segoe UI"/>
-                <w:sz w:val="15"/>
-                <w:szCs w:val="15"/>
-                <w:rtl/>
-              </w:rPr>
-              <w:t xml:space="preserve">١٣</w:t>
-            </w:r>
-          </w:p>
-        </w:tc>
-        <w:tc>
-          <w:tcPr>
-            <w:tcW w:type="dxa" w:w="3450"/>
-            <w:tcMar>
-              <w:top w:type="dxa" w:w="55"/>
-              <w:left w:type="dxa" w:w="70"/>
-              <w:bottom w:type="dxa" w:w="55"/>
-              <w:right w:type="dxa" w:w="70"/>
-            </w:tcMar>
-          </w:tcPr>
-          <w:p>
-            <w:pPr>
-              <w:bidi/>
-              <w:spacing w:after="0" w:line="250"/>
-              <w:jc w:val="center"/>
-            </w:pPr>
-            <w:r>
-              <w:rPr>
-                <w:rFonts w:ascii="Segoe UI" w:cs="Segoe UI" w:eastAsia="Segoe UI" w:hAnsi="Segoe UI"/>
-                <w:sz w:val="15"/>
-                <w:szCs w:val="15"/>
-                <w:rtl/>
-              </w:rPr>
-              <w:t xml:space="preserve">اعتماد الشاشات الذهبية العشر</w:t>
-            </w:r>
-          </w:p>
-        </w:tc>
-        <w:tc>
-          <w:tcPr>
-            <w:tcW w:type="dxa" w:w="4000"/>
-            <w:tcMar>
-              <w:top w:type="dxa" w:w="55"/>
-              <w:left w:type="dxa" w:w="70"/>
-              <w:bottom w:type="dxa" w:w="55"/>
-              <w:right w:type="dxa" w:w="70"/>
-            </w:tcMar>
-          </w:tcPr>
-          <w:p>
-            <w:pPr>
-              <w:bidi/>
-              <w:spacing w:after="0" w:line="250"/>
-              <w:jc w:val="center"/>
-            </w:pPr>
-            <w:r>
-              <w:rPr>
-                <w:rFonts w:ascii="Segoe UI" w:cs="Segoe UI" w:eastAsia="Segoe UI" w:hAnsi="Segoe UI"/>
-                <w:sz w:val="15"/>
-                <w:szCs w:val="15"/>
-                <w:rtl/>
-              </w:rPr>
-              <w:t xml:space="preserve">بعد رحلاتها لا قبلها</w:t>
-            </w:r>
-          </w:p>
-        </w:tc>
-      </w:tr>
-      <w:tr>
-        <w:tc>
-          <w:tcPr>
-            <w:tcW w:type="dxa" w:w="550"/>
-            <w:shd w:fill="F2F5FA" w:color="auto" w:val="clear"/>
-            <w:tcMar>
-              <w:top w:type="dxa" w:w="55"/>
-              <w:left w:type="dxa" w:w="70"/>
-              <w:bottom w:type="dxa" w:w="55"/>
-              <w:right w:type="dxa" w:w="70"/>
-            </w:tcMar>
-          </w:tcPr>
-          <w:p>
-            <w:pPr>
-              <w:bidi/>
-              <w:spacing w:after="0" w:line="250"/>
-              <w:jc w:val="right"/>
-            </w:pPr>
-            <w:r>
-              <w:rPr>
-                <w:rFonts w:ascii="Segoe UI" w:cs="Segoe UI" w:eastAsia="Segoe UI" w:hAnsi="Segoe UI"/>
-                <w:sz w:val="15"/>
-                <w:szCs w:val="15"/>
-                <w:rtl/>
-              </w:rPr>
-              <w:t xml:space="preserve">١٤</w:t>
-            </w:r>
-          </w:p>
-        </w:tc>
-        <w:tc>
-          <w:tcPr>
-            <w:tcW w:type="dxa" w:w="3450"/>
-            <w:shd w:fill="F2F5FA" w:color="auto" w:val="clear"/>
-            <w:tcMar>
-              <w:top w:type="dxa" w:w="55"/>
-              <w:left w:type="dxa" w:w="70"/>
-              <w:bottom w:type="dxa" w:w="55"/>
-              <w:right w:type="dxa" w:w="70"/>
-            </w:tcMar>
-          </w:tcPr>
-          <w:p>
-            <w:pPr>
-              <w:bidi/>
-              <w:spacing w:after="0" w:line="250"/>
-              <w:jc w:val="center"/>
-            </w:pPr>
-            <w:r>
-              <w:rPr>
-                <w:rFonts w:ascii="Segoe UI" w:cs="Segoe UI" w:eastAsia="Segoe UI" w:hAnsi="Segoe UI"/>
-                <w:sz w:val="15"/>
-                <w:szCs w:val="15"/>
-                <w:rtl/>
-              </w:rPr>
-              <w:t xml:space="preserve">مسح الاستجابة وإتاحة الوصول</w:t>
-            </w:r>
-          </w:p>
-        </w:tc>
-        <w:tc>
-          <w:tcPr>
-            <w:tcW w:type="dxa" w:w="4000"/>
-            <w:shd w:fill="F2F5FA" w:color="auto" w:val="clear"/>
-            <w:tcMar>
-              <w:top w:type="dxa" w:w="55"/>
-              <w:left w:type="dxa" w:w="70"/>
-              <w:bottom w:type="dxa" w:w="55"/>
-              <w:right w:type="dxa" w:w="70"/>
-            </w:tcMar>
-          </w:tcPr>
-          <w:p>
-            <w:pPr>
-              <w:bidi/>
-              <w:spacing w:after="0" w:line="250"/>
-              <w:jc w:val="center"/>
-            </w:pPr>
-            <w:r>
-              <w:rPr>
-                <w:rFonts w:ascii="Segoe UI" w:cs="Segoe UI" w:eastAsia="Segoe UI" w:hAnsi="Segoe UI"/>
-                <w:sz w:val="15"/>
-                <w:szCs w:val="15"/>
-                <w:rtl/>
-              </w:rPr>
-              <w:t xml:space="preserve">قبل الإصدار</w:t>
-            </w:r>
-          </w:p>
-        </w:tc>
-      </w:tr>
-      <w:tr>
-        <w:tc>
-          <w:tcPr>
-            <w:tcW w:type="dxa" w:w="550"/>
-            <w:tcMar>
-              <w:top w:type="dxa" w:w="55"/>
-              <w:left w:type="dxa" w:w="70"/>
-              <w:bottom w:type="dxa" w:w="55"/>
-              <w:right w:type="dxa" w:w="70"/>
-            </w:tcMar>
-          </w:tcPr>
-          <w:p>
-            <w:pPr>
-              <w:bidi/>
-              <w:spacing w:after="0" w:line="250"/>
-              <w:jc w:val="right"/>
-            </w:pPr>
-            <w:r>
-              <w:rPr>
-                <w:rFonts w:ascii="Segoe UI" w:cs="Segoe UI" w:eastAsia="Segoe UI" w:hAnsi="Segoe UI"/>
-                <w:sz w:val="15"/>
-                <w:szCs w:val="15"/>
-                <w:rtl/>
-              </w:rPr>
-              <w:t xml:space="preserve">١٥</w:t>
-            </w:r>
-          </w:p>
-        </w:tc>
-        <w:tc>
-          <w:tcPr>
-            <w:tcW w:type="dxa" w:w="3450"/>
-            <w:tcMar>
-              <w:top w:type="dxa" w:w="55"/>
-              <w:left w:type="dxa" w:w="70"/>
-              <w:bottom w:type="dxa" w:w="55"/>
-              <w:right w:type="dxa" w:w="70"/>
-            </w:tcMar>
-          </w:tcPr>
-          <w:p>
-            <w:pPr>
-              <w:bidi/>
-              <w:spacing w:after="0" w:line="250"/>
-              <w:jc w:val="center"/>
-            </w:pPr>
-            <w:r>
-              <w:rPr>
-                <w:rFonts w:ascii="Segoe UI" w:cs="Segoe UI" w:eastAsia="Segoe UI" w:hAnsi="Segoe UI"/>
-                <w:sz w:val="15"/>
-                <w:szCs w:val="15"/>
-                <w:rtl/>
-              </w:rPr>
-              <w:t xml:space="preserve">قفل معيار قبول RPR-03</w:t>
-            </w:r>
-          </w:p>
-        </w:tc>
-        <w:tc>
-          <w:tcPr>
-            <w:tcW w:type="dxa" w:w="4000"/>
-            <w:tcMar>
-              <w:top w:type="dxa" w:w="55"/>
-              <w:left w:type="dxa" w:w="70"/>
-              <w:bottom w:type="dxa" w:w="55"/>
-              <w:right w:type="dxa" w:w="70"/>
-            </w:tcMar>
-          </w:tcPr>
-          <w:p>
-            <w:pPr>
-              <w:bidi/>
-              <w:spacing w:after="0" w:line="250"/>
-              <w:jc w:val="center"/>
-            </w:pPr>
-            <w:r>
-              <w:rPr>
-                <w:rFonts w:ascii="Segoe UI" w:cs="Segoe UI" w:eastAsia="Segoe UI" w:hAnsi="Segoe UI"/>
-                <w:sz w:val="15"/>
-                <w:szCs w:val="15"/>
-                <w:rtl/>
-              </w:rPr>
-              <w:t xml:space="preserve">ثم يُنظر في الأساس المعتمد</w:t>
+              <w:t xml:space="preserve">يعتمد على هـ</w:t>
             </w:r>
           </w:p>
         </w:tc>
       </w:tr>
     </w:tbl>
+    <w:p>
+      <w:pPr>
+        <w:bidi/>
+        <w:spacing w:after="120" w:line="300"/>
+        <w:jc w:val="both"/>
+      </w:pPr>
+      <w:r>
+        <w:rPr>
+          <w:rFonts w:ascii="Segoe UI" w:cs="Segoe UI" w:eastAsia="Segoe UI" w:hAnsi="Segoe UI"/>
+          <w:b/>
+          <w:bCs/>
+          <w:sz w:val="21"/>
+          <w:szCs w:val="21"/>
+          <w:rtl/>
+        </w:rPr>
+        <w:t xml:space="preserve">وتنبيه على المسار الرابع: </w:t>
+      </w:r>
+      <w:r>
+        <w:rPr>
+          <w:rFonts w:ascii="Segoe UI" w:cs="Segoe UI" w:eastAsia="Segoe UI" w:hAnsi="Segoe UI"/>
+          <w:sz w:val="21"/>
+          <w:szCs w:val="21"/>
+          <w:rtl/>
+        </w:rPr>
+        <w:t xml:space="preserve">بناء المحرك والتحقّق من صحة التوجيه ومن تحديد الدور المعتمِد </w:t>
+      </w:r>
+      <w:r>
+        <w:rPr>
+          <w:rFonts w:ascii="Segoe UI" w:cs="Segoe UI" w:eastAsia="Segoe UI" w:hAnsi="Segoe UI"/>
+          <w:b/>
+          <w:bCs/>
+          <w:sz w:val="21"/>
+          <w:szCs w:val="21"/>
+          <w:rtl/>
+        </w:rPr>
+        <w:t xml:space="preserve">لا يحتاج قيمةً واحدة</w:t>
+      </w:r>
+      <w:r>
+        <w:rPr>
+          <w:rFonts w:ascii="Segoe UI" w:cs="Segoe UI" w:eastAsia="Segoe UI" w:hAnsi="Segoe UI"/>
+          <w:sz w:val="21"/>
+          <w:szCs w:val="21"/>
+          <w:rtl/>
+        </w:rPr>
+        <w:t xml:space="preserve"> — فالقيم تلزم لقياس ما سيُمنَع لا لبناء ما يمنع. فامضِ فيه إلى حدّ نافذة الظلّ، </w:t>
+      </w:r>
+      <w:r>
+        <w:rPr>
+          <w:rFonts w:ascii="Segoe UI" w:cs="Segoe UI" w:eastAsia="Segoe UI" w:hAnsi="Segoe UI"/>
+          <w:b/>
+          <w:bCs/>
+          <w:sz w:val="21"/>
+          <w:szCs w:val="21"/>
+          <w:rtl/>
+        </w:rPr>
+        <w:t xml:space="preserve">ولا يُعدّ المسار موقوفًا قبل بلوغ ذلك الحدّ.</w:t>
+      </w:r>
+    </w:p>
+    <w:p>
+      <w:pPr>
+        <w:bidi/>
+        <w:spacing w:after="120" w:line="300"/>
+        <w:jc w:val="both"/>
+      </w:pPr>
+      <w:r>
+        <w:rPr>
+          <w:rFonts w:ascii="Segoe UI" w:cs="Segoe UI" w:eastAsia="Segoe UI" w:hAnsi="Segoe UI"/>
+          <w:b/>
+          <w:bCs/>
+          <w:sz w:val="21"/>
+          <w:szCs w:val="21"/>
+          <w:rtl/>
+        </w:rPr>
+        <w:t xml:space="preserve">وترتيب البدء: </w:t>
+      </w:r>
+      <w:r>
+        <w:rPr>
+          <w:rFonts w:ascii="Segoe UI" w:cs="Segoe UI" w:eastAsia="Segoe UI" w:hAnsi="Segoe UI"/>
+          <w:sz w:val="21"/>
+          <w:szCs w:val="21"/>
+          <w:rtl/>
+        </w:rPr>
+        <w:t xml:space="preserve">أ وب وج معًا · ثم د إلى حدّ الظلّ · ثم هـ · ثم و.</w:t>
+      </w:r>
+    </w:p>
     <w:p>
       <w:pPr>
         <w:pStyle w:val="Heading1"/>
@@ -7729,7 +8135,7 @@
           <w:szCs w:val="21"/>
           <w:rtl/>
         </w:rPr>
-        <w:t xml:space="preserve">حالة المقاييس الخمسة عشر قبل وبعد.</w:t>
+        <w:t xml:space="preserve">حالة المقاييس التسعة عشر قبل وبعد.</w:t>
       </w:r>
     </w:p>
     <w:p>
